--- a/267071_SectionManager_InspectionPacking.docx
+++ b/267071_SectionManager_InspectionPacking.docx
@@ -103,7 +103,14 @@
                 <w:rFonts w:ascii="Browallia New" w:eastAsia="Browallia New" w:hAnsi="Browallia New" w:cs="Browallia New"/>
                 <w:sz w:val="26"/>
               </w:rPr>
-              <w:t>1) กรอกข้อมูลในช่องสีเหลืองเท่านั้น ข้อความสีเทาตัวเอียงเป็นเพียงตัวอย่าง ลบออกแล้วพิมพ์ข้อมูลจริงแทน</w:t>
+              <w:t xml:space="preserve">1) </w:t>
+            </w:r>
+            <w:r>
+              <w:rPr>
+                <w:rFonts w:ascii="Browallia New" w:eastAsia="Browallia New" w:hAnsi="Browallia New" w:cs="Browallia New"/>
+                <w:sz w:val="26"/>
+              </w:rPr>
+              <w:t>กรอกข้อมูลในช่องสีเหลืองเท่านั้น ข้อความสีเทาตัวเอียงเป็นเพียงตัวอย่าง ลบออกแล้วพิมพ์ข้อมูลจริงแทน</w:t>
             </w:r>
           </w:p>
           <w:p>
@@ -115,7 +122,14 @@
                 <w:rFonts w:ascii="Browallia New" w:eastAsia="Browallia New" w:hAnsi="Browallia New" w:cs="Browallia New"/>
                 <w:sz w:val="26"/>
               </w:rPr>
-              <w:t>2) จัดทำร่วมกันระหว่างผู้ดำรงตำแหน่งปัจจุบัน</w:t>
+              <w:t xml:space="preserve">2) </w:t>
+            </w:r>
+            <w:r>
+              <w:rPr>
+                <w:rFonts w:ascii="Browallia New" w:eastAsia="Browallia New" w:hAnsi="Browallia New" w:cs="Browallia New"/>
+                <w:sz w:val="26"/>
+              </w:rPr>
+              <w:t>จัดทำร่วมกันระหว่างผู้ดำรงตำแหน่งปัจจุบัน</w:t>
             </w:r>
             <w:r>
               <w:rPr>
@@ -143,7 +157,14 @@
                 <w:rFonts w:ascii="Browallia New" w:eastAsia="Browallia New" w:hAnsi="Browallia New" w:cs="Browallia New"/>
                 <w:sz w:val="26"/>
               </w:rPr>
-              <w:t>3) ระดับความเชี่ยวชาญ (Proficiency Level) ให้ใช้เกณฑ์ 1-5 ตามตารางในหัวข้อ 4ค</w:t>
+              <w:t xml:space="preserve">3) </w:t>
+            </w:r>
+            <w:r>
+              <w:rPr>
+                <w:rFonts w:ascii="Browallia New" w:eastAsia="Browallia New" w:hAnsi="Browallia New" w:cs="Browallia New"/>
+                <w:sz w:val="26"/>
+              </w:rPr>
+              <w:t>ระดับความเชี่ยวชาญ (Proficiency Level) ให้ใช้เกณฑ์ 1-5 ตามตารางในหัวข้อ 4ค</w:t>
             </w:r>
           </w:p>
           <w:p>
@@ -155,7 +176,14 @@
                 <w:rFonts w:ascii="Browallia New" w:eastAsia="Browallia New" w:hAnsi="Browallia New" w:cs="Browallia New"/>
                 <w:sz w:val="26"/>
               </w:rPr>
-              <w:t>4) เมื่อกรอกครบถ้วนแล้ว ให้ลงนามรับรองตามลำดับในหน้าถัดไป ก่อนนำส่ง HR Business Partner ของสายงาน</w:t>
+              <w:t xml:space="preserve">4) </w:t>
+            </w:r>
+            <w:r>
+              <w:rPr>
+                <w:rFonts w:ascii="Browallia New" w:eastAsia="Browallia New" w:hAnsi="Browallia New" w:cs="Browallia New"/>
+                <w:sz w:val="26"/>
+              </w:rPr>
+              <w:t>เมื่อกรอกครบถ้วนแล้ว ให้ลงนามรับรองตามลำดับในหน้าถัดไป ก่อนนำส่ง HR Business Partner ของสายงาน</w:t>
             </w:r>
           </w:p>
           <w:p>
@@ -167,7 +195,14 @@
                 <w:rFonts w:ascii="Browallia New" w:eastAsia="Browallia New" w:hAnsi="Browallia New" w:cs="Browallia New"/>
                 <w:sz w:val="26"/>
               </w:rPr>
-              <w:t>5) เอกสารฉบับนี้จัดเป็นข้อมูลลับ (Confidential) ใช้ภายในองค์กรเพื่อการบริหารแผนสืบทอดตำแหน่งเท่านั้น ห้ามเผยแพร่หรือส่งต่อโดยไม่ได้รับอนุญาต</w:t>
+              <w:t xml:space="preserve">5) </w:t>
+            </w:r>
+            <w:r>
+              <w:rPr>
+                <w:rFonts w:ascii="Browallia New" w:eastAsia="Browallia New" w:hAnsi="Browallia New" w:cs="Browallia New"/>
+                <w:sz w:val="26"/>
+              </w:rPr>
+              <w:t>เอกสารฉบับนี้จัดเป็นข้อมูลลับ (Confidential) ใช้ภายในองค์กรเพื่อการบริหารแผนสืบทอดตำแหน่งเท่านั้น ห้ามเผยแพร่หรือส่งต่อโดยไม่ได้รับอนุญาต</w:t>
             </w:r>
           </w:p>
         </w:tc>
@@ -440,28 +475,21 @@
           <w:p>
             <w:pPr>
               <w:rPr>
-                <w:cs/>
+                <w:iCs/>
+                <w:sz w:val="28"/>
+                <w:szCs w:val="28"/>
                 <w:lang w:val="en-US" w:bidi="th-TH"/>
               </w:rPr>
             </w:pPr>
             <w:r>
               <w:rPr>
                 <w:rFonts w:ascii="Browallia New" w:eastAsia="Browallia New" w:hAnsi="Browallia New" w:cs="Browallia New"/>
-                <w:i/>
-                <w:color w:val="808080"/>
+                <w:iCs/>
+                <w:sz w:val="28"/>
+                <w:szCs w:val="28"/>
                 <w:lang w:val="en-US" w:bidi="th-TH"/>
               </w:rPr>
-              <w:t>HR</w:t>
-            </w:r>
-            <w:r>
-              <w:rPr>
-                <w:rFonts w:ascii="Browallia New" w:eastAsia="Browallia New" w:hAnsi="Browallia New" w:cs="Browallia New" w:hint="cs"/>
-                <w:i/>
-                <w:color w:val="808080"/>
-                <w:cs/>
-                <w:lang w:val="en-US" w:bidi="th-TH"/>
-              </w:rPr>
-              <w:t xml:space="preserve"> จะเติมข้อมูลส่วนนี้ให้</w:t>
+              <w:t>Section Manager</w:t>
             </w:r>
           </w:p>
         </w:tc>
@@ -489,24 +517,22 @@
             <w:tcW w:w="5331" w:type="dxa"/>
           </w:tcPr>
           <w:p>
-            <w:r>
-              <w:rPr>
-                <w:rFonts w:ascii="Browallia New" w:eastAsia="Browallia New" w:hAnsi="Browallia New" w:cs="Browallia New"/>
-                <w:i/>
-                <w:color w:val="808080"/>
+            <w:pPr>
+              <w:rPr>
+                <w:iCs/>
+                <w:sz w:val="28"/>
+                <w:szCs w:val="28"/>
+              </w:rPr>
+            </w:pPr>
+            <w:r>
+              <w:rPr>
+                <w:rFonts w:ascii="Browallia New" w:eastAsia="Browallia New" w:hAnsi="Browallia New" w:cs="Browallia New"/>
+                <w:iCs/>
+                <w:sz w:val="28"/>
+                <w:szCs w:val="28"/>
                 <w:lang w:val="en-US" w:bidi="th-TH"/>
               </w:rPr>
-              <w:t>HR</w:t>
-            </w:r>
-            <w:r>
-              <w:rPr>
-                <w:rFonts w:ascii="Browallia New" w:eastAsia="Browallia New" w:hAnsi="Browallia New" w:cs="Browallia New" w:hint="cs"/>
-                <w:i/>
-                <w:color w:val="808080"/>
-                <w:cs/>
-                <w:lang w:val="en-US" w:bidi="th-TH"/>
-              </w:rPr>
-              <w:t xml:space="preserve"> จะเติมข้อมูลส่วนนี้ให้</w:t>
+              <w:t>-</w:t>
             </w:r>
           </w:p>
         </w:tc>
@@ -534,24 +560,22 @@
             <w:tcW w:w="5331" w:type="dxa"/>
           </w:tcPr>
           <w:p>
-            <w:r>
-              <w:rPr>
-                <w:rFonts w:ascii="Browallia New" w:eastAsia="Browallia New" w:hAnsi="Browallia New" w:cs="Browallia New"/>
-                <w:i/>
-                <w:color w:val="808080"/>
+            <w:pPr>
+              <w:rPr>
+                <w:iCs/>
+                <w:sz w:val="28"/>
+                <w:szCs w:val="28"/>
+              </w:rPr>
+            </w:pPr>
+            <w:r>
+              <w:rPr>
+                <w:rFonts w:ascii="Browallia New" w:eastAsia="Browallia New" w:hAnsi="Browallia New" w:cs="Browallia New"/>
+                <w:iCs/>
+                <w:sz w:val="28"/>
+                <w:szCs w:val="28"/>
                 <w:lang w:val="en-US" w:bidi="th-TH"/>
               </w:rPr>
-              <w:t>HR</w:t>
-            </w:r>
-            <w:r>
-              <w:rPr>
-                <w:rFonts w:ascii="Browallia New" w:eastAsia="Browallia New" w:hAnsi="Browallia New" w:cs="Browallia New" w:hint="cs"/>
-                <w:i/>
-                <w:color w:val="808080"/>
-                <w:cs/>
-                <w:lang w:val="en-US" w:bidi="th-TH"/>
-              </w:rPr>
-              <w:t xml:space="preserve"> จะเติมข้อมูลส่วนนี้ให้</w:t>
+              <w:t>Quality Management</w:t>
             </w:r>
           </w:p>
         </w:tc>
@@ -579,24 +603,22 @@
             <w:tcW w:w="5331" w:type="dxa"/>
           </w:tcPr>
           <w:p>
-            <w:r>
-              <w:rPr>
-                <w:rFonts w:ascii="Browallia New" w:eastAsia="Browallia New" w:hAnsi="Browallia New" w:cs="Browallia New"/>
-                <w:i/>
-                <w:color w:val="808080"/>
-                <w:lang w:val="en-US" w:bidi="th-TH"/>
-              </w:rPr>
-              <w:t>HR</w:t>
-            </w:r>
-            <w:r>
-              <w:rPr>
-                <w:rFonts w:ascii="Browallia New" w:eastAsia="Browallia New" w:hAnsi="Browallia New" w:cs="Browallia New" w:hint="cs"/>
-                <w:i/>
-                <w:color w:val="808080"/>
-                <w:cs/>
-                <w:lang w:val="en-US" w:bidi="th-TH"/>
-              </w:rPr>
-              <w:t xml:space="preserve"> จะเติมข้อมูลส่วนนี้ให้</w:t>
+            <w:pPr>
+              <w:rPr>
+                <w:iCs/>
+                <w:sz w:val="28"/>
+                <w:szCs w:val="28"/>
+              </w:rPr>
+            </w:pPr>
+            <w:r>
+              <w:rPr>
+                <w:rFonts w:ascii="Browallia New" w:eastAsia="Browallia New" w:hAnsi="Browallia New" w:cs="Browallia New"/>
+                <w:iCs/>
+                <w:sz w:val="28"/>
+                <w:szCs w:val="28"/>
+                <w:lang w:bidi="th-TH"/>
+              </w:rPr>
+              <w:t>Inspection &amp; Packing</w:t>
             </w:r>
           </w:p>
         </w:tc>
@@ -624,24 +646,25 @@
             <w:tcW w:w="5331" w:type="dxa"/>
           </w:tcPr>
           <w:p>
-            <w:r>
-              <w:rPr>
-                <w:rFonts w:ascii="Browallia New" w:eastAsia="Browallia New" w:hAnsi="Browallia New" w:cs="Browallia New"/>
-                <w:i/>
-                <w:color w:val="808080"/>
-                <w:lang w:val="en-US" w:bidi="th-TH"/>
-              </w:rPr>
-              <w:t>HR</w:t>
-            </w:r>
-            <w:r>
-              <w:rPr>
-                <w:rFonts w:ascii="Browallia New" w:eastAsia="Browallia New" w:hAnsi="Browallia New" w:cs="Browallia New" w:hint="cs"/>
-                <w:i/>
-                <w:color w:val="808080"/>
+            <w:pPr>
+              <w:rPr>
+                <w:rFonts w:hint="cs"/>
+                <w:iCs/>
+                <w:sz w:val="28"/>
+                <w:szCs w:val="28"/>
+                <w:lang w:bidi="th-TH"/>
+              </w:rPr>
+            </w:pPr>
+            <w:r>
+              <w:rPr>
+                <w:rFonts w:ascii="Browallia New" w:eastAsia="Browallia New" w:hAnsi="Browallia New" w:cs="Browallia New"/>
+                <w:iCs/>
+                <w:sz w:val="28"/>
+                <w:szCs w:val="28"/>
                 <w:cs/>
-                <w:lang w:val="en-US" w:bidi="th-TH"/>
-              </w:rPr>
-              <w:t xml:space="preserve"> จะเติมข้อมูลส่วนนี้ให้</w:t>
+                <w:lang w:val="en-US"/>
+              </w:rPr>
+              <w:t>ธำรงค์ รักถิ่น</w:t>
             </w:r>
           </w:p>
         </w:tc>
@@ -669,24 +692,23 @@
             <w:tcW w:w="5331" w:type="dxa"/>
           </w:tcPr>
           <w:p>
-            <w:r>
-              <w:rPr>
-                <w:rFonts w:ascii="Browallia New" w:eastAsia="Browallia New" w:hAnsi="Browallia New" w:cs="Browallia New"/>
-                <w:i/>
-                <w:color w:val="808080"/>
-                <w:lang w:val="en-US" w:bidi="th-TH"/>
-              </w:rPr>
-              <w:t>HR</w:t>
-            </w:r>
-            <w:r>
-              <w:rPr>
-                <w:rFonts w:ascii="Browallia New" w:eastAsia="Browallia New" w:hAnsi="Browallia New" w:cs="Browallia New" w:hint="cs"/>
-                <w:i/>
-                <w:color w:val="808080"/>
+            <w:pPr>
+              <w:rPr>
+                <w:iCs/>
+                <w:sz w:val="28"/>
+                <w:szCs w:val="28"/>
+              </w:rPr>
+            </w:pPr>
+            <w:r>
+              <w:rPr>
+                <w:rFonts w:ascii="Browallia New" w:eastAsia="Browallia New" w:hAnsi="Browallia New" w:cs="Browallia New"/>
+                <w:iCs/>
+                <w:sz w:val="28"/>
+                <w:szCs w:val="28"/>
                 <w:cs/>
                 <w:lang w:val="en-US" w:bidi="th-TH"/>
               </w:rPr>
-              <w:t xml:space="preserve"> จะเติมข้อมูลส่วนนี้ให้</w:t>
+              <w:t>ธีรนี กิตติธีระนนทร์</w:t>
             </w:r>
           </w:p>
         </w:tc>
@@ -800,7 +822,16 @@
                 <w:color w:val="C8102E"/>
                 <w:sz w:val="26"/>
               </w:rPr>
-              <w:t>(จัดทำ)</w:t>
+              <w:t>(</w:t>
+            </w:r>
+            <w:r>
+              <w:rPr>
+                <w:rFonts w:ascii="Browallia New" w:eastAsia="Browallia New" w:hAnsi="Browallia New" w:cs="Browallia New"/>
+                <w:i/>
+                <w:color w:val="C8102E"/>
+                <w:sz w:val="26"/>
+              </w:rPr>
+              <w:t>จัดทำ)</w:t>
             </w:r>
           </w:p>
           <w:p>
@@ -860,7 +891,16 @@
                 <w:color w:val="C8102E"/>
                 <w:sz w:val="26"/>
               </w:rPr>
-              <w:t>(ตรวจสอบความถูกต้อง)</w:t>
+              <w:t>(</w:t>
+            </w:r>
+            <w:r>
+              <w:rPr>
+                <w:rFonts w:ascii="Browallia New" w:eastAsia="Browallia New" w:hAnsi="Browallia New" w:cs="Browallia New"/>
+                <w:i/>
+                <w:color w:val="C8102E"/>
+                <w:sz w:val="26"/>
+              </w:rPr>
+              <w:t>ตรวจสอบความถูกต้อง)</w:t>
             </w:r>
           </w:p>
           <w:p>
@@ -908,7 +948,16 @@
                 <w:color w:val="C8102E"/>
                 <w:sz w:val="26"/>
               </w:rPr>
-              <w:t>(รับรอง)</w:t>
+              <w:t>(</w:t>
+            </w:r>
+            <w:r>
+              <w:rPr>
+                <w:rFonts w:ascii="Browallia New" w:eastAsia="Browallia New" w:hAnsi="Browallia New" w:cs="Browallia New"/>
+                <w:i/>
+                <w:color w:val="C8102E"/>
+                <w:sz w:val="26"/>
+              </w:rPr>
+              <w:t>รับรอง)</w:t>
             </w:r>
           </w:p>
           <w:p>
@@ -960,7 +1009,16 @@
                 <w:color w:val="C8102E"/>
                 <w:sz w:val="26"/>
               </w:rPr>
-              <w:t>(อนุมัติ)</w:t>
+              <w:t>(</w:t>
+            </w:r>
+            <w:r>
+              <w:rPr>
+                <w:rFonts w:ascii="Browallia New" w:eastAsia="Browallia New" w:hAnsi="Browallia New" w:cs="Browallia New"/>
+                <w:i/>
+                <w:color w:val="C8102E"/>
+                <w:sz w:val="26"/>
+              </w:rPr>
+              <w:t>อนุมัติ)</w:t>
             </w:r>
           </w:p>
           <w:p>
@@ -982,10 +1040,27 @@
             <w:tcW w:w="2298" w:type="dxa"/>
           </w:tcPr>
           <w:p>
-            <w:r>
+            <w:pPr>
               <w:rPr>
                 <w:rFonts w:ascii="Browallia New" w:eastAsia="Browallia New" w:hAnsi="Browallia New" w:cs="Browallia New"/>
                 <w:sz w:val="26"/>
+                <w:lang w:bidi="th-TH"/>
+              </w:rPr>
+            </w:pPr>
+            <w:r>
+              <w:rPr>
+                <w:rFonts w:ascii="Browallia New" w:eastAsia="Browallia New" w:hAnsi="Browallia New" w:cs="Browallia New"/>
+                <w:sz w:val="26"/>
+                <w:cs/>
+              </w:rPr>
+              <w:t>กฤษฎา น้อมสูงเนิน</w:t>
+            </w:r>
+          </w:p>
+          <w:p>
+            <w:r>
+              <w:rPr>
+                <w:rFonts w:ascii="Browallia New" w:eastAsia="Browallia New" w:hAnsi="Browallia New" w:cs="Browallia New"/>
+                <w:sz w:val="26"/>
               </w:rPr>
               <w:t>ลงชื่อ: ______________________</w:t>
             </w:r>
@@ -996,6 +1071,7 @@
                 <w:rFonts w:ascii="Browallia New" w:eastAsia="Browallia New" w:hAnsi="Browallia New" w:cs="Browallia New"/>
                 <w:sz w:val="26"/>
               </w:rPr>
+              <w:lastRenderedPageBreak/>
               <w:t>วันที่: ______________________</w:t>
             </w:r>
           </w:p>
@@ -1005,6 +1081,29 @@
             <w:tcW w:w="2298" w:type="dxa"/>
           </w:tcPr>
           <w:p>
+            <w:pPr>
+              <w:rPr>
+                <w:rFonts w:ascii="Browallia New" w:eastAsia="Browallia New" w:hAnsi="Browallia New" w:cs="Browallia New"/>
+                <w:iCs/>
+                <w:sz w:val="28"/>
+                <w:szCs w:val="28"/>
+                <w:lang w:val="en-US" w:bidi="th-TH"/>
+              </w:rPr>
+            </w:pPr>
+            <w:r>
+              <w:rPr>
+                <w:rFonts w:ascii="Browallia New" w:eastAsia="Browallia New" w:hAnsi="Browallia New" w:cs="Browallia New"/>
+                <w:iCs/>
+                <w:sz w:val="28"/>
+                <w:szCs w:val="28"/>
+                <w:cs/>
+                <w:lang w:val="en-US"/>
+              </w:rPr>
+              <w:lastRenderedPageBreak/>
+              <w:t>ธำรงค์ รักถิ่น</w:t>
+            </w:r>
+          </w:p>
+          <w:p>
             <w:r>
               <w:rPr>
                 <w:rFonts w:ascii="Browallia New" w:eastAsia="Browallia New" w:hAnsi="Browallia New" w:cs="Browallia New"/>
@@ -1019,6 +1118,7 @@
                 <w:rFonts w:ascii="Browallia New" w:eastAsia="Browallia New" w:hAnsi="Browallia New" w:cs="Browallia New"/>
                 <w:sz w:val="26"/>
               </w:rPr>
+              <w:lastRenderedPageBreak/>
               <w:t>วันที่: ______________________</w:t>
             </w:r>
           </w:p>
@@ -1028,10 +1128,19 @@
             <w:tcW w:w="2298" w:type="dxa"/>
           </w:tcPr>
           <w:p>
-            <w:r>
+            <w:pPr>
               <w:rPr>
                 <w:rFonts w:ascii="Browallia New" w:eastAsia="Browallia New" w:hAnsi="Browallia New" w:cs="Browallia New"/>
                 <w:sz w:val="26"/>
+                <w:lang w:bidi="th-TH"/>
+              </w:rPr>
+            </w:pPr>
+          </w:p>
+          <w:p>
+            <w:r>
+              <w:rPr>
+                <w:rFonts w:ascii="Browallia New" w:eastAsia="Browallia New" w:hAnsi="Browallia New" w:cs="Browallia New"/>
+                <w:sz w:val="26"/>
               </w:rPr>
               <w:t>ลงชื่อ: ______________________</w:t>
             </w:r>
@@ -1042,6 +1151,7 @@
                 <w:rFonts w:ascii="Browallia New" w:eastAsia="Browallia New" w:hAnsi="Browallia New" w:cs="Browallia New"/>
                 <w:sz w:val="26"/>
               </w:rPr>
+              <w:lastRenderedPageBreak/>
               <w:t>วันที่: ______________________</w:t>
             </w:r>
           </w:p>
@@ -1051,6 +1161,29 @@
             <w:tcW w:w="2298" w:type="dxa"/>
           </w:tcPr>
           <w:p>
+            <w:pPr>
+              <w:rPr>
+                <w:rFonts w:ascii="Browallia New" w:eastAsia="Browallia New" w:hAnsi="Browallia New" w:cs="Browallia New"/>
+                <w:iCs/>
+                <w:sz w:val="28"/>
+                <w:szCs w:val="28"/>
+                <w:lang w:val="en-US" w:bidi="th-TH"/>
+              </w:rPr>
+            </w:pPr>
+            <w:r>
+              <w:rPr>
+                <w:rFonts w:ascii="Browallia New" w:eastAsia="Browallia New" w:hAnsi="Browallia New" w:cs="Browallia New"/>
+                <w:iCs/>
+                <w:sz w:val="28"/>
+                <w:szCs w:val="28"/>
+                <w:cs/>
+                <w:lang w:val="en-US" w:bidi="th-TH"/>
+              </w:rPr>
+              <w:lastRenderedPageBreak/>
+              <w:t>ธีรนี กิตติธีระนนทร์</w:t>
+            </w:r>
+          </w:p>
+          <w:p>
             <w:r>
               <w:rPr>
                 <w:rFonts w:ascii="Browallia New" w:eastAsia="Browallia New" w:hAnsi="Browallia New" w:cs="Browallia New"/>
@@ -1065,6 +1198,7 @@
                 <w:rFonts w:ascii="Browallia New" w:eastAsia="Browallia New" w:hAnsi="Browallia New" w:cs="Browallia New"/>
                 <w:sz w:val="26"/>
               </w:rPr>
+              <w:lastRenderedPageBreak/>
               <w:t>วันที่: ______________________</w:t>
             </w:r>
           </w:p>
@@ -1114,7 +1248,15 @@
                 <w:b/>
                 <w:sz w:val="28"/>
               </w:rPr>
-              <w:t>1ก. ความสัมพันธ์</w:t>
+              <w:t>1</w:t>
+            </w:r>
+            <w:r>
+              <w:rPr>
+                <w:rFonts w:ascii="Browallia New" w:eastAsia="Browallia New" w:hAnsi="Browallia New" w:cs="Browallia New"/>
+                <w:b/>
+                <w:sz w:val="28"/>
+              </w:rPr>
+              <w:t>ก. ความสัมพันธ์</w:t>
             </w:r>
             <w:r>
               <w:rPr>
@@ -1284,17 +1426,7 @@
                 <w:color w:val="808080"/>
                 <w:lang w:val="en-US" w:bidi="th-TH"/>
               </w:rPr>
-              <w:t>HR</w:t>
-            </w:r>
-            <w:r>
-              <w:rPr>
-                <w:rFonts w:ascii="Browallia New" w:eastAsia="Browallia New" w:hAnsi="Browallia New" w:cs="Browallia New" w:hint="cs"/>
-                <w:i/>
-                <w:color w:val="808080"/>
-                <w:cs/>
-                <w:lang w:val="en-US" w:bidi="th-TH"/>
-              </w:rPr>
-              <w:t xml:space="preserve"> จะเติมข้อมูลส่วนนี้ให้</w:t>
+              <w:t>-</w:t>
             </w:r>
           </w:p>
         </w:tc>
@@ -1313,17 +1445,7 @@
                 <w:color w:val="808080"/>
                 <w:lang w:val="en-US" w:bidi="th-TH"/>
               </w:rPr>
-              <w:t>HR</w:t>
-            </w:r>
-            <w:r>
-              <w:rPr>
-                <w:rFonts w:ascii="Browallia New" w:eastAsia="Browallia New" w:hAnsi="Browallia New" w:cs="Browallia New" w:hint="cs"/>
-                <w:i/>
-                <w:color w:val="808080"/>
-                <w:cs/>
-                <w:lang w:val="en-US" w:bidi="th-TH"/>
-              </w:rPr>
-              <w:t xml:space="preserve"> จะเติมข้อมูลส่วนนี้ให้</w:t>
+              <w:t>22</w:t>
             </w:r>
           </w:p>
         </w:tc>
@@ -1344,19 +1466,7 @@
                 <w:szCs w:val="22"/>
                 <w:lang w:val="en-US" w:bidi="th-TH"/>
               </w:rPr>
-              <w:t>HR</w:t>
-            </w:r>
-            <w:r>
-              <w:rPr>
-                <w:rFonts w:ascii="Browallia New" w:eastAsia="Browallia New" w:hAnsi="Browallia New" w:cs="Browallia New" w:hint="cs"/>
-                <w:i/>
-                <w:color w:val="808080"/>
-                <w:sz w:val="22"/>
-                <w:szCs w:val="22"/>
-                <w:cs/>
-                <w:lang w:val="en-US" w:bidi="th-TH"/>
-              </w:rPr>
-              <w:t xml:space="preserve"> จะเติมข้อมูลส่วนนี้ให้</w:t>
+              <w:t>22</w:t>
             </w:r>
           </w:p>
         </w:tc>
@@ -1614,7 +1724,7 @@
           <w:p>
             <w:pPr>
               <w:rPr>
-                <w:rFonts w:cstheme="minorBidi" w:hint="cs"/>
+                <w:rFonts w:cstheme="minorBidi"/>
                 <w:szCs w:val="30"/>
                 <w:cs/>
                 <w:lang w:val="en-US" w:bidi="th-TH"/>
@@ -1737,7 +1847,7 @@
           <w:p>
             <w:pPr>
               <w:rPr>
-                <w:rFonts w:cstheme="minorBidi" w:hint="cs"/>
+                <w:rFonts w:cstheme="minorBidi"/>
                 <w:szCs w:val="30"/>
                 <w:lang w:bidi="th-TH"/>
               </w:rPr>
@@ -1780,7 +1890,7 @@
           <w:p>
             <w:pPr>
               <w:rPr>
-                <w:rFonts w:cs="Angsana New" w:hint="cs"/>
+                <w:rFonts w:cs="Angsana New"/>
                 <w:szCs w:val="30"/>
                 <w:cs/>
                 <w:lang w:val="en-US" w:bidi="th-TH"/>
@@ -1827,19 +1937,36 @@
           <w:p>
             <w:pPr>
               <w:rPr>
+                <w:rFonts w:cstheme="minorBidi"/>
+                <w:szCs w:val="30"/>
+                <w:cs/>
+                <w:lang w:val="en-US" w:bidi="th-TH"/>
+              </w:rPr>
+            </w:pPr>
+            <w:r>
+              <w:rPr>
+                <w:rFonts w:cstheme="minorBidi"/>
+                <w:szCs w:val="30"/>
+                <w:lang w:val="en-US" w:bidi="th-TH"/>
+              </w:rPr>
+              <w:t>Excom,</w:t>
+            </w:r>
+            <w:r>
+              <w:rPr>
                 <w:rFonts w:cstheme="minorBidi" w:hint="cs"/>
                 <w:szCs w:val="30"/>
                 <w:cs/>
                 <w:lang w:val="en-US" w:bidi="th-TH"/>
               </w:rPr>
-            </w:pPr>
+              <w:t xml:space="preserve"> </w:t>
+            </w:r>
             <w:r>
               <w:rPr>
                 <w:rFonts w:cstheme="minorBidi"/>
                 <w:szCs w:val="30"/>
                 <w:lang w:val="en-US" w:bidi="th-TH"/>
               </w:rPr>
-              <w:t>Excom,</w:t>
+              <w:t xml:space="preserve">Managers, </w:t>
             </w:r>
             <w:r>
               <w:rPr>
@@ -1848,23 +1975,6 @@
                 <w:cs/>
                 <w:lang w:val="en-US" w:bidi="th-TH"/>
               </w:rPr>
-              <w:t xml:space="preserve"> </w:t>
-            </w:r>
-            <w:r>
-              <w:rPr>
-                <w:rFonts w:cstheme="minorBidi"/>
-                <w:szCs w:val="30"/>
-                <w:lang w:val="en-US" w:bidi="th-TH"/>
-              </w:rPr>
-              <w:t xml:space="preserve">Managers, </w:t>
-            </w:r>
-            <w:r>
-              <w:rPr>
-                <w:rFonts w:cstheme="minorBidi" w:hint="cs"/>
-                <w:szCs w:val="30"/>
-                <w:cs/>
-                <w:lang w:val="en-US" w:bidi="th-TH"/>
-              </w:rPr>
               <w:t xml:space="preserve">และพนักงานอื่นๆ </w:t>
             </w:r>
           </w:p>
@@ -1877,7 +1987,7 @@
           <w:p>
             <w:pPr>
               <w:rPr>
-                <w:rFonts w:cs="Angsana New" w:hint="cs"/>
+                <w:rFonts w:cs="Angsana New"/>
                 <w:szCs w:val="30"/>
                 <w:lang w:bidi="th-TH"/>
               </w:rPr>
@@ -1902,7 +2012,7 @@
           <w:p>
             <w:pPr>
               <w:rPr>
-                <w:rFonts w:cs="Angsana New" w:hint="cs"/>
+                <w:rFonts w:cs="Angsana New"/>
                 <w:szCs w:val="30"/>
                 <w:cs/>
                 <w:lang w:val="en-US" w:bidi="th-TH"/>
@@ -1987,7 +2097,15 @@
                 <w:b/>
                 <w:sz w:val="28"/>
               </w:rPr>
-              <w:t>1ข. ความสัมพันธ์</w:t>
+              <w:t>1</w:t>
+            </w:r>
+            <w:r>
+              <w:rPr>
+                <w:rFonts w:ascii="Browallia New" w:eastAsia="Browallia New" w:hAnsi="Browallia New" w:cs="Browallia New"/>
+                <w:b/>
+                <w:sz w:val="28"/>
+              </w:rPr>
+              <w:t>ข. ความสัมพันธ์</w:t>
             </w:r>
             <w:r>
               <w:rPr>
@@ -2139,7 +2257,7 @@
           <w:p>
             <w:pPr>
               <w:rPr>
-                <w:rFonts w:cstheme="minorBidi" w:hint="cs"/>
+                <w:rFonts w:cstheme="minorBidi"/>
                 <w:szCs w:val="30"/>
                 <w:cs/>
                 <w:lang w:bidi="th-TH"/>
@@ -2252,7 +2370,15 @@
                 <w:b/>
                 <w:sz w:val="28"/>
               </w:rPr>
-              <w:t>2ก. วัตถุประสงค์ของตำแหน่งงาน</w:t>
+              <w:t>2</w:t>
+            </w:r>
+            <w:r>
+              <w:rPr>
+                <w:rFonts w:ascii="Browallia New" w:eastAsia="Browallia New" w:hAnsi="Browallia New" w:cs="Browallia New"/>
+                <w:b/>
+                <w:sz w:val="28"/>
+              </w:rPr>
+              <w:t>ก. วัตถุประสงค์ของตำแหน่งงาน</w:t>
             </w:r>
           </w:p>
           <w:p>
@@ -2279,7 +2405,7 @@
           <w:p>
             <w:pPr>
               <w:rPr>
-                <w:rFonts w:cstheme="minorBidi" w:hint="cs"/>
+                <w:rFonts w:cstheme="minorBidi"/>
                 <w:szCs w:val="30"/>
                 <w:cs/>
                 <w:lang w:val="en-US" w:bidi="th-TH"/>
@@ -2399,7 +2525,15 @@
                 <w:b/>
                 <w:sz w:val="28"/>
               </w:rPr>
-              <w:t>2ข. ตัวชี้วัดความสำเร็จหลักของตำแหน่ง (Key Success Indicators)</w:t>
+              <w:t>2</w:t>
+            </w:r>
+            <w:r>
+              <w:rPr>
+                <w:rFonts w:ascii="Browallia New" w:eastAsia="Browallia New" w:hAnsi="Browallia New" w:cs="Browallia New"/>
+                <w:b/>
+                <w:sz w:val="28"/>
+              </w:rPr>
+              <w:t>ข. ตัวชี้วัดความสำเร็จหลักของตำแหน่ง (Key Success Indicators)</w:t>
             </w:r>
           </w:p>
           <w:p>
@@ -2415,7 +2549,6 @@
                 <w:iCs/>
                 <w:sz w:val="26"/>
               </w:rPr>
-              <w:lastRenderedPageBreak/>
               <w:t>ระบุว่า “ผลงานที่โดดเด่น” ในตำแหน่งนี้วัดผลจากอะไร</w:t>
             </w:r>
             <w:r>
@@ -2461,7 +2594,6 @@
                 <w:b/>
                 <w:sz w:val="28"/>
               </w:rPr>
-              <w:lastRenderedPageBreak/>
               <w:t>มิติ</w:t>
             </w:r>
           </w:p>
@@ -2628,7 +2760,15 @@
                 <w:b/>
                 <w:sz w:val="28"/>
               </w:rPr>
-              <w:t>3ก. ขอบเขตงาน</w:t>
+              <w:t>3</w:t>
+            </w:r>
+            <w:r>
+              <w:rPr>
+                <w:rFonts w:ascii="Browallia New" w:eastAsia="Browallia New" w:hAnsi="Browallia New" w:cs="Browallia New"/>
+                <w:b/>
+                <w:sz w:val="28"/>
+              </w:rPr>
+              <w:t>ก. ขอบเขตงาน</w:t>
             </w:r>
           </w:p>
           <w:p>
@@ -2722,7 +2862,15 @@
                 <w:b/>
                 <w:sz w:val="28"/>
               </w:rPr>
-              <w:t xml:space="preserve"> ปีข้างหน้า</w:t>
+              <w:t xml:space="preserve"> </w:t>
+            </w:r>
+            <w:r>
+              <w:rPr>
+                <w:rFonts w:ascii="Browallia New" w:eastAsia="Browallia New" w:hAnsi="Browallia New" w:cs="Browallia New"/>
+                <w:b/>
+                <w:sz w:val="28"/>
+              </w:rPr>
+              <w:t>ปีข้างหน้า</w:t>
             </w:r>
           </w:p>
         </w:tc>
@@ -2753,19 +2901,19 @@
           <w:p>
             <w:pPr>
               <w:rPr>
+                <w:rFonts w:cstheme="minorBidi"/>
+                <w:szCs w:val="30"/>
+                <w:cs/>
+                <w:lang w:val="en-US" w:bidi="th-TH"/>
+              </w:rPr>
+            </w:pPr>
+            <w:r>
+              <w:rPr>
                 <w:rFonts w:cstheme="minorBidi" w:hint="cs"/>
                 <w:szCs w:val="30"/>
                 <w:cs/>
                 <w:lang w:val="en-US" w:bidi="th-TH"/>
               </w:rPr>
-            </w:pPr>
-            <w:r>
-              <w:rPr>
-                <w:rFonts w:cstheme="minorBidi" w:hint="cs"/>
-                <w:szCs w:val="30"/>
-                <w:cs/>
-                <w:lang w:val="en-US" w:bidi="th-TH"/>
-              </w:rPr>
               <w:t>วางแผนกำลังคนและงบประมาณใช้จ่ายประจำปี</w:t>
             </w:r>
           </w:p>
@@ -2778,7 +2926,7 @@
           <w:p>
             <w:pPr>
               <w:rPr>
-                <w:rFonts w:cstheme="minorBidi" w:hint="cs"/>
+                <w:rFonts w:cstheme="minorBidi"/>
                 <w:szCs w:val="30"/>
                 <w:cs/>
                 <w:lang w:val="en-US" w:bidi="th-TH"/>
@@ -2856,7 +3004,7 @@
           <w:p>
             <w:pPr>
               <w:rPr>
-                <w:rFonts w:cs="Angsana New" w:hint="cs"/>
+                <w:rFonts w:cs="Angsana New"/>
                 <w:szCs w:val="30"/>
                 <w:lang w:val="en-US" w:bidi="th-TH"/>
               </w:rPr>
@@ -2888,7 +3036,7 @@
           <w:p>
             <w:pPr>
               <w:rPr>
-                <w:rFonts w:cs="Angsana New" w:hint="cs"/>
+                <w:rFonts w:cs="Angsana New"/>
                 <w:szCs w:val="30"/>
                 <w:lang w:bidi="th-TH"/>
               </w:rPr>
@@ -2931,7 +3079,7 @@
           <w:p>
             <w:pPr>
               <w:rPr>
-                <w:rFonts w:cs="Angsana New" w:hint="cs"/>
+                <w:rFonts w:cs="Angsana New"/>
                 <w:szCs w:val="30"/>
                 <w:lang w:val="en-US" w:bidi="th-TH"/>
               </w:rPr>
@@ -2980,7 +3128,7 @@
           <w:p>
             <w:pPr>
               <w:rPr>
-                <w:rFonts w:cstheme="minorBidi" w:hint="cs"/>
+                <w:rFonts w:cstheme="minorBidi"/>
                 <w:szCs w:val="30"/>
                 <w:cs/>
                 <w:lang w:val="en-US" w:bidi="th-TH"/>
@@ -3024,7 +3172,7 @@
           <w:p>
             <w:pPr>
               <w:rPr>
-                <w:rFonts w:cs="Angsana New" w:hint="cs"/>
+                <w:rFonts w:cs="Angsana New"/>
                 <w:szCs w:val="30"/>
                 <w:lang w:val="en-US" w:bidi="th-TH"/>
               </w:rPr>
@@ -3073,7 +3221,7 @@
           <w:p>
             <w:pPr>
               <w:rPr>
-                <w:rFonts w:cstheme="minorBidi" w:hint="cs"/>
+                <w:rFonts w:cstheme="minorBidi"/>
                 <w:szCs w:val="30"/>
                 <w:cs/>
                 <w:lang w:val="en-US" w:bidi="th-TH"/>
@@ -3171,7 +3319,15 @@
                 <w:b/>
                 <w:sz w:val="28"/>
               </w:rPr>
-              <w:t>3ข. ความท้าทายของงาน</w:t>
+              <w:t>3</w:t>
+            </w:r>
+            <w:r>
+              <w:rPr>
+                <w:rFonts w:ascii="Browallia New" w:eastAsia="Browallia New" w:hAnsi="Browallia New" w:cs="Browallia New"/>
+                <w:b/>
+                <w:sz w:val="28"/>
+              </w:rPr>
+              <w:t>ข. ความท้าทายของงาน</w:t>
             </w:r>
           </w:p>
           <w:p>
@@ -3241,7 +3397,15 @@
                 <w:b/>
                 <w:sz w:val="28"/>
               </w:rPr>
-              <w:t xml:space="preserve"> ปีข้างหน้า</w:t>
+              <w:t xml:space="preserve"> </w:t>
+            </w:r>
+            <w:r>
+              <w:rPr>
+                <w:rFonts w:ascii="Browallia New" w:eastAsia="Browallia New" w:hAnsi="Browallia New" w:cs="Browallia New"/>
+                <w:b/>
+                <w:sz w:val="28"/>
+              </w:rPr>
+              <w:t>ปีข้างหน้า</w:t>
             </w:r>
           </w:p>
         </w:tc>
@@ -3258,7 +3422,7 @@
           <w:p>
             <w:pPr>
               <w:rPr>
-                <w:rFonts w:cs="Angsana New" w:hint="cs"/>
+                <w:rFonts w:cs="Angsana New"/>
                 <w:szCs w:val="30"/>
                 <w:cs/>
                 <w:lang w:val="en-US" w:bidi="th-TH"/>
@@ -3326,7 +3490,7 @@
           <w:p>
             <w:pPr>
               <w:rPr>
-                <w:rFonts w:cstheme="minorBidi" w:hint="cs"/>
+                <w:rFonts w:cstheme="minorBidi"/>
                 <w:szCs w:val="30"/>
                 <w:lang w:val="en-US" w:bidi="th-TH"/>
               </w:rPr>
@@ -3383,7 +3547,6 @@
     <w:p>
       <w:pPr>
         <w:rPr>
-          <w:rFonts w:hint="cs"/>
           <w:lang w:bidi="th-TH"/>
         </w:rPr>
       </w:pPr>
@@ -3429,7 +3592,15 @@
                 <w:b/>
                 <w:sz w:val="28"/>
               </w:rPr>
-              <w:t>4ก. การศึกษา / คุณสมบัติทางวิชาชีพ</w:t>
+              <w:t>4</w:t>
+            </w:r>
+            <w:r>
+              <w:rPr>
+                <w:rFonts w:ascii="Browallia New" w:eastAsia="Browallia New" w:hAnsi="Browallia New" w:cs="Browallia New"/>
+                <w:b/>
+                <w:sz w:val="28"/>
+              </w:rPr>
+              <w:t>ก. การศึกษา / คุณสมบัติทางวิชาชีพ</w:t>
             </w:r>
           </w:p>
           <w:p>
@@ -3532,19 +3703,19 @@
           <w:p>
             <w:pPr>
               <w:rPr>
+                <w:rFonts w:cstheme="minorBidi"/>
+                <w:szCs w:val="30"/>
+                <w:cs/>
+                <w:lang w:val="en-US" w:bidi="th-TH"/>
+              </w:rPr>
+            </w:pPr>
+            <w:r>
+              <w:rPr>
                 <w:rFonts w:cstheme="minorBidi" w:hint="cs"/>
                 <w:szCs w:val="30"/>
                 <w:cs/>
                 <w:lang w:val="en-US" w:bidi="th-TH"/>
               </w:rPr>
-            </w:pPr>
-            <w:r>
-              <w:rPr>
-                <w:rFonts w:cstheme="minorBidi" w:hint="cs"/>
-                <w:szCs w:val="30"/>
-                <w:cs/>
-                <w:lang w:val="en-US" w:bidi="th-TH"/>
-              </w:rPr>
               <w:t>วิศวกรรมศาสตร์/วิทยาศาสตร์</w:t>
             </w:r>
           </w:p>
@@ -3557,7 +3728,7 @@
           <w:p>
             <w:pPr>
               <w:rPr>
-                <w:rFonts w:cs="Angsana New" w:hint="cs"/>
+                <w:rFonts w:cs="Angsana New"/>
                 <w:szCs w:val="30"/>
                 <w:lang w:bidi="th-TH"/>
               </w:rPr>
@@ -3588,6 +3759,7 @@
                 <w:rFonts w:ascii="Browallia New" w:eastAsia="Browallia New" w:hAnsi="Browallia New" w:cs="Browallia New"/>
                 <w:sz w:val="28"/>
               </w:rPr>
+              <w:lastRenderedPageBreak/>
               <w:t>คุณสมบัติ/ใบรับรองทางวิชาชีพ</w:t>
             </w:r>
           </w:p>
@@ -3654,7 +3826,6 @@
                 <w:rFonts w:ascii="Browallia New" w:eastAsia="Browallia New" w:hAnsi="Browallia New" w:cs="Browallia New"/>
                 <w:sz w:val="28"/>
               </w:rPr>
-              <w:lastRenderedPageBreak/>
               <w:t>เพิ่มเติม</w:t>
             </w:r>
           </w:p>
@@ -3710,7 +3881,15 @@
                 <w:b/>
                 <w:sz w:val="28"/>
               </w:rPr>
-              <w:t>4ข. ประสบการณ์ทำงานที่จำเป็น</w:t>
+              <w:t>4</w:t>
+            </w:r>
+            <w:r>
+              <w:rPr>
+                <w:rFonts w:ascii="Browallia New" w:eastAsia="Browallia New" w:hAnsi="Browallia New" w:cs="Browallia New"/>
+                <w:b/>
+                <w:sz w:val="28"/>
+              </w:rPr>
+              <w:t>ข. ประสบการณ์ทำงานที่จำเป็น</w:t>
             </w:r>
           </w:p>
           <w:p>
@@ -3813,7 +3992,7 @@
           <w:p>
             <w:pPr>
               <w:rPr>
-                <w:rFonts w:cs="Angsana New" w:hint="cs"/>
+                <w:rFonts w:cs="Angsana New"/>
                 <w:szCs w:val="30"/>
                 <w:lang w:bidi="th-TH"/>
               </w:rPr>
@@ -3837,7 +4016,7 @@
           <w:p>
             <w:pPr>
               <w:rPr>
-                <w:rFonts w:cstheme="minorBidi" w:hint="cs"/>
+                <w:rFonts w:cstheme="minorBidi"/>
                 <w:szCs w:val="30"/>
                 <w:lang w:bidi="th-TH"/>
               </w:rPr>
@@ -4497,7 +4676,15 @@
                 <w:b/>
                 <w:sz w:val="28"/>
               </w:rPr>
-              <w:t>4ค. สมรรถนะ</w:t>
+              <w:t>4</w:t>
+            </w:r>
+            <w:r>
+              <w:rPr>
+                <w:rFonts w:ascii="Browallia New" w:eastAsia="Browallia New" w:hAnsi="Browallia New" w:cs="Browallia New"/>
+                <w:b/>
+                <w:sz w:val="28"/>
+              </w:rPr>
+              <w:t>ค. สมรรถนะ</w:t>
             </w:r>
           </w:p>
           <w:p>
@@ -4523,7 +4710,15 @@
           <w:b/>
           <w:sz w:val="26"/>
         </w:rPr>
-        <w:t>4ค</w:t>
+        <w:t>4</w:t>
+      </w:r>
+      <w:r>
+        <w:rPr>
+          <w:rFonts w:ascii="Browallia New" w:eastAsia="Browallia New" w:hAnsi="Browallia New" w:cs="Browallia New"/>
+          <w:b/>
+          <w:sz w:val="26"/>
+        </w:rPr>
+        <w:t>ค</w:t>
       </w:r>
       <w:r>
         <w:rPr>
@@ -4541,7 +4736,15 @@
           <w:b/>
           <w:sz w:val="26"/>
         </w:rPr>
-        <w:t>(i) สมรรถนะด้านการเป็นผู้นำ (Leadership Competencies)</w:t>
+        <w:t xml:space="preserve">(i) </w:t>
+      </w:r>
+      <w:r>
+        <w:rPr>
+          <w:rFonts w:ascii="Browallia New" w:eastAsia="Browallia New" w:hAnsi="Browallia New" w:cs="Browallia New"/>
+          <w:b/>
+          <w:sz w:val="26"/>
+        </w:rPr>
+        <w:t>สมรรถนะด้านการเป็นผู้นำ (Leadership Competencies)</w:t>
       </w:r>
     </w:p>
     <w:tbl>
@@ -4798,6 +5001,7 @@
                   <w14:uncheckedState w14:val="2610" w14:font="MS Gothic"/>
                 </w14:checkbox>
               </w:sdtPr>
+              <w:sdtEndPr/>
               <w:sdtContent>
                 <w:r>
                   <w:rPr>
@@ -4828,6 +5032,7 @@
                   <w14:uncheckedState w14:val="2610" w14:font="MS Gothic"/>
                 </w14:checkbox>
               </w:sdtPr>
+              <w:sdtEndPr/>
               <w:sdtContent>
                 <w:r>
                   <w:rPr>
@@ -4858,6 +5063,67 @@
                   <w14:uncheckedState w14:val="2610" w14:font="MS Gothic"/>
                 </w14:checkbox>
               </w:sdtPr>
+              <w:sdtEndPr/>
+              <w:sdtContent>
+                <w:r>
+                  <w:rPr>
+                    <w:rFonts w:ascii="MS Gothic" w:eastAsia="MS Gothic" w:hAnsi="MS Gothic" w:hint="eastAsia"/>
+                  </w:rPr>
+                  <w:t>☐</w:t>
+                </w:r>
+              </w:sdtContent>
+            </w:sdt>
+          </w:p>
+        </w:tc>
+        <w:tc>
+          <w:tcPr>
+            <w:tcW w:w="1011" w:type="dxa"/>
+            <w:shd w:val="clear" w:color="auto" w:fill="FFF2CC"/>
+          </w:tcPr>
+          <w:p>
+            <w:pPr>
+              <w:jc w:val="center"/>
+            </w:pPr>
+            <w:sdt>
+              <w:sdtPr>
+                <w:id w:val="100004"/>
+                <w14:checkbox>
+                  <w14:checked w14:val="1"/>
+                  <w14:checkedState w14:val="2612" w14:font="MS Gothic"/>
+                  <w14:uncheckedState w14:val="2610" w14:font="MS Gothic"/>
+                </w14:checkbox>
+              </w:sdtPr>
+              <w:sdtEndPr/>
+              <w:sdtContent>
+                <w:r>
+                  <w:rPr>
+                    <w:rFonts w:ascii="MS Gothic" w:eastAsia="MS Gothic" w:hAnsi="MS Gothic" w:hint="eastAsia"/>
+                  </w:rPr>
+                  <w:t>☒</w:t>
+                </w:r>
+              </w:sdtContent>
+            </w:sdt>
+          </w:p>
+        </w:tc>
+        <w:tc>
+          <w:tcPr>
+            <w:tcW w:w="1011" w:type="dxa"/>
+            <w:shd w:val="clear" w:color="auto" w:fill="FFF2CC"/>
+          </w:tcPr>
+          <w:p>
+            <w:pPr>
+              <w:jc w:val="center"/>
+            </w:pPr>
+            <w:sdt>
+              <w:sdtPr>
+                <w:id w:val="100005"/>
+                <w14:checkbox>
+                  <w14:checked w14:val="0"/>
+                  <w14:checkedState w14:val="2612" w14:font="MS Gothic"/>
+                  <w14:uncheckedState w14:val="2610" w14:font="MS Gothic"/>
+                </w14:checkbox>
+              </w:sdtPr>
+              <w:sdtEndPr/>
               <w:sdtContent>
                 <w:r>
                   <w:rPr>
@@ -4870,6 +5136,48 @@
             </w:sdt>
           </w:p>
         </w:tc>
+      </w:tr>
+      <w:tr>
+        <w:trPr>
+          <w:jc w:val="center"/>
+        </w:trPr>
+        <w:tc>
+          <w:tcPr>
+            <w:tcW w:w="4136" w:type="dxa"/>
+          </w:tcPr>
+          <w:p>
+            <w:pPr>
+              <w:rPr>
+                <w:rFonts w:ascii="Browallia New" w:eastAsia="Browallia New" w:hAnsi="Browallia New" w:cs="Browallia New"/>
+                <w:szCs w:val="22"/>
+                <w:lang w:bidi="th-TH"/>
+              </w:rPr>
+            </w:pPr>
+            <w:r>
+              <w:rPr>
+                <w:rFonts w:ascii="Browallia New" w:eastAsia="Browallia New" w:hAnsi="Browallia New" w:cs="Browallia New"/>
+                <w:szCs w:val="22"/>
+              </w:rPr>
+              <w:t xml:space="preserve">การทำงานร่วมกัน </w:t>
+            </w:r>
+          </w:p>
+          <w:p>
+            <w:pPr>
+              <w:rPr>
+                <w:rFonts w:ascii="Browallia New" w:eastAsia="Browallia New" w:hAnsi="Browallia New" w:cs="Browallia New"/>
+                <w:szCs w:val="22"/>
+                <w:lang w:bidi="th-TH"/>
+              </w:rPr>
+            </w:pPr>
+            <w:r>
+              <w:rPr>
+                <w:rFonts w:ascii="Browallia New" w:eastAsia="Browallia New" w:hAnsi="Browallia New" w:cs="Browallia New"/>
+                <w:szCs w:val="22"/>
+              </w:rPr>
+              <w:t>Collaboration</w:t>
+            </w:r>
+          </w:p>
+        </w:tc>
         <w:tc>
           <w:tcPr>
             <w:tcW w:w="1011" w:type="dxa"/>
@@ -4881,13 +5189,14 @@
             </w:pPr>
             <w:sdt>
               <w:sdtPr>
-                <w:id w:val="100004"/>
+                <w:id w:val="100006"/>
                 <w14:checkbox>
                   <w14:checked w14:val="0"/>
                   <w14:checkedState w14:val="2612" w14:font="MS Gothic"/>
                   <w14:uncheckedState w14:val="2610" w14:font="MS Gothic"/>
                 </w14:checkbox>
               </w:sdtPr>
+              <w:sdtEndPr/>
               <w:sdtContent>
                 <w:r>
                   <w:rPr>
@@ -4911,13 +5220,14 @@
             </w:pPr>
             <w:sdt>
               <w:sdtPr>
-                <w:id w:val="100005"/>
+                <w:id w:val="100007"/>
                 <w14:checkbox>
                   <w14:checked w14:val="0"/>
                   <w14:checkedState w14:val="2612" w14:font="MS Gothic"/>
                   <w14:uncheckedState w14:val="2610" w14:font="MS Gothic"/>
                 </w14:checkbox>
               </w:sdtPr>
+              <w:sdtEndPr/>
               <w:sdtContent>
                 <w:r>
                   <w:rPr>
@@ -4930,48 +5240,6 @@
             </w:sdt>
           </w:p>
         </w:tc>
-      </w:tr>
-      <w:tr>
-        <w:trPr>
-          <w:jc w:val="center"/>
-        </w:trPr>
-        <w:tc>
-          <w:tcPr>
-            <w:tcW w:w="4136" w:type="dxa"/>
-          </w:tcPr>
-          <w:p>
-            <w:pPr>
-              <w:rPr>
-                <w:rFonts w:ascii="Browallia New" w:eastAsia="Browallia New" w:hAnsi="Browallia New" w:cs="Browallia New"/>
-                <w:szCs w:val="22"/>
-                <w:lang w:bidi="th-TH"/>
-              </w:rPr>
-            </w:pPr>
-            <w:r>
-              <w:rPr>
-                <w:rFonts w:ascii="Browallia New" w:eastAsia="Browallia New" w:hAnsi="Browallia New" w:cs="Browallia New"/>
-                <w:szCs w:val="22"/>
-              </w:rPr>
-              <w:t xml:space="preserve">การทำงานร่วมกัน </w:t>
-            </w:r>
-          </w:p>
-          <w:p>
-            <w:pPr>
-              <w:rPr>
-                <w:rFonts w:ascii="Browallia New" w:eastAsia="Browallia New" w:hAnsi="Browallia New" w:cs="Browallia New"/>
-                <w:szCs w:val="22"/>
-                <w:lang w:bidi="th-TH"/>
-              </w:rPr>
-            </w:pPr>
-            <w:r>
-              <w:rPr>
-                <w:rFonts w:ascii="Browallia New" w:eastAsia="Browallia New" w:hAnsi="Browallia New" w:cs="Browallia New"/>
-                <w:szCs w:val="22"/>
-              </w:rPr>
-              <w:t>Collaboration</w:t>
-            </w:r>
-          </w:p>
-        </w:tc>
         <w:tc>
           <w:tcPr>
             <w:tcW w:w="1011" w:type="dxa"/>
@@ -4983,13 +5251,74 @@
             </w:pPr>
             <w:sdt>
               <w:sdtPr>
-                <w:id w:val="100006"/>
+                <w:id w:val="100008"/>
                 <w14:checkbox>
                   <w14:checked w14:val="0"/>
                   <w14:checkedState w14:val="2612" w14:font="MS Gothic"/>
                   <w14:uncheckedState w14:val="2610" w14:font="MS Gothic"/>
                 </w14:checkbox>
               </w:sdtPr>
+              <w:sdtEndPr/>
+              <w:sdtContent>
+                <w:r>
+                  <w:rPr>
+                    <w:rFonts w:ascii="MS Gothic" w:eastAsia="MS Gothic" w:hAnsi="MS Gothic" w:hint="eastAsia"/>
+                  </w:rPr>
+                  <w:t>☐</w:t>
+                </w:r>
+              </w:sdtContent>
+            </w:sdt>
+          </w:p>
+        </w:tc>
+        <w:tc>
+          <w:tcPr>
+            <w:tcW w:w="1011" w:type="dxa"/>
+            <w:shd w:val="clear" w:color="auto" w:fill="FFF2CC"/>
+          </w:tcPr>
+          <w:p>
+            <w:pPr>
+              <w:jc w:val="center"/>
+            </w:pPr>
+            <w:sdt>
+              <w:sdtPr>
+                <w:id w:val="100009"/>
+                <w14:checkbox>
+                  <w14:checked w14:val="1"/>
+                  <w14:checkedState w14:val="2612" w14:font="MS Gothic"/>
+                  <w14:uncheckedState w14:val="2610" w14:font="MS Gothic"/>
+                </w14:checkbox>
+              </w:sdtPr>
+              <w:sdtEndPr/>
+              <w:sdtContent>
+                <w:r>
+                  <w:rPr>
+                    <w:rFonts w:ascii="MS Gothic" w:eastAsia="MS Gothic" w:hAnsi="MS Gothic" w:hint="eastAsia"/>
+                  </w:rPr>
+                  <w:t>☒</w:t>
+                </w:r>
+              </w:sdtContent>
+            </w:sdt>
+          </w:p>
+        </w:tc>
+        <w:tc>
+          <w:tcPr>
+            <w:tcW w:w="1011" w:type="dxa"/>
+            <w:shd w:val="clear" w:color="auto" w:fill="FFF2CC"/>
+          </w:tcPr>
+          <w:p>
+            <w:pPr>
+              <w:jc w:val="center"/>
+            </w:pPr>
+            <w:sdt>
+              <w:sdtPr>
+                <w:id w:val="100010"/>
+                <w14:checkbox>
+                  <w14:checked w14:val="0"/>
+                  <w14:checkedState w14:val="2612" w14:font="MS Gothic"/>
+                  <w14:uncheckedState w14:val="2610" w14:font="MS Gothic"/>
+                </w14:checkbox>
+              </w:sdtPr>
+              <w:sdtEndPr/>
               <w:sdtContent>
                 <w:r>
                   <w:rPr>
@@ -5002,6 +5331,49 @@
             </w:sdt>
           </w:p>
         </w:tc>
+      </w:tr>
+      <w:tr>
+        <w:trPr>
+          <w:jc w:val="center"/>
+        </w:trPr>
+        <w:tc>
+          <w:tcPr>
+            <w:tcW w:w="4136" w:type="dxa"/>
+          </w:tcPr>
+          <w:p>
+            <w:pPr>
+              <w:rPr>
+                <w:rFonts w:ascii="Browallia New" w:eastAsia="Browallia New" w:hAnsi="Browallia New" w:cs="Browallia New"/>
+                <w:szCs w:val="22"/>
+                <w:lang w:bidi="th-TH"/>
+              </w:rPr>
+            </w:pPr>
+            <w:r>
+              <w:rPr>
+                <w:rFonts w:ascii="Browallia New" w:eastAsia="Browallia New" w:hAnsi="Browallia New" w:cs="Browallia New"/>
+                <w:szCs w:val="22"/>
+              </w:rPr>
+              <w:lastRenderedPageBreak/>
+              <w:t xml:space="preserve">มุ่งเน้นลูกค้า </w:t>
+            </w:r>
+          </w:p>
+          <w:p>
+            <w:pPr>
+              <w:rPr>
+                <w:rFonts w:ascii="Browallia New" w:eastAsia="Browallia New" w:hAnsi="Browallia New" w:cs="Browallia New"/>
+                <w:szCs w:val="22"/>
+                <w:lang w:bidi="th-TH"/>
+              </w:rPr>
+            </w:pPr>
+            <w:r>
+              <w:rPr>
+                <w:rFonts w:ascii="Browallia New" w:eastAsia="Browallia New" w:hAnsi="Browallia New" w:cs="Browallia New"/>
+                <w:szCs w:val="22"/>
+              </w:rPr>
+              <w:t>Customer Focus</w:t>
+            </w:r>
+          </w:p>
+        </w:tc>
         <w:tc>
           <w:tcPr>
             <w:tcW w:w="1011" w:type="dxa"/>
@@ -5013,13 +5385,14 @@
             </w:pPr>
             <w:sdt>
               <w:sdtPr>
-                <w:id w:val="100007"/>
+                <w:id w:val="100011"/>
                 <w14:checkbox>
                   <w14:checked w14:val="0"/>
                   <w14:checkedState w14:val="2612" w14:font="MS Gothic"/>
                   <w14:uncheckedState w14:val="2610" w14:font="MS Gothic"/>
                 </w14:checkbox>
               </w:sdtPr>
+              <w:sdtEndPr/>
               <w:sdtContent>
                 <w:r>
                   <w:rPr>
@@ -5043,13 +5416,14 @@
             </w:pPr>
             <w:sdt>
               <w:sdtPr>
-                <w:id w:val="100008"/>
+                <w:id w:val="100012"/>
                 <w14:checkbox>
                   <w14:checked w14:val="0"/>
                   <w14:checkedState w14:val="2612" w14:font="MS Gothic"/>
                   <w14:uncheckedState w14:val="2610" w14:font="MS Gothic"/>
                 </w14:checkbox>
               </w:sdtPr>
+              <w:sdtEndPr/>
               <w:sdtContent>
                 <w:r>
                   <w:rPr>
@@ -5073,13 +5447,74 @@
             </w:pPr>
             <w:sdt>
               <w:sdtPr>
-                <w:id w:val="100009"/>
+                <w:id w:val="100013"/>
                 <w14:checkbox>
                   <w14:checked w14:val="0"/>
                   <w14:checkedState w14:val="2612" w14:font="MS Gothic"/>
                   <w14:uncheckedState w14:val="2610" w14:font="MS Gothic"/>
                 </w14:checkbox>
               </w:sdtPr>
+              <w:sdtEndPr/>
+              <w:sdtContent>
+                <w:r>
+                  <w:rPr>
+                    <w:rFonts w:ascii="MS Gothic" w:eastAsia="MS Gothic" w:hAnsi="MS Gothic" w:hint="eastAsia"/>
+                  </w:rPr>
+                  <w:t>☐</w:t>
+                </w:r>
+              </w:sdtContent>
+            </w:sdt>
+          </w:p>
+        </w:tc>
+        <w:tc>
+          <w:tcPr>
+            <w:tcW w:w="1011" w:type="dxa"/>
+            <w:shd w:val="clear" w:color="auto" w:fill="FFF2CC"/>
+          </w:tcPr>
+          <w:p>
+            <w:pPr>
+              <w:jc w:val="center"/>
+            </w:pPr>
+            <w:sdt>
+              <w:sdtPr>
+                <w:id w:val="100014"/>
+                <w14:checkbox>
+                  <w14:checked w14:val="1"/>
+                  <w14:checkedState w14:val="2612" w14:font="MS Gothic"/>
+                  <w14:uncheckedState w14:val="2610" w14:font="MS Gothic"/>
+                </w14:checkbox>
+              </w:sdtPr>
+              <w:sdtEndPr/>
+              <w:sdtContent>
+                <w:r>
+                  <w:rPr>
+                    <w:rFonts w:ascii="MS Gothic" w:eastAsia="MS Gothic" w:hAnsi="MS Gothic" w:hint="eastAsia"/>
+                  </w:rPr>
+                  <w:t>☒</w:t>
+                </w:r>
+              </w:sdtContent>
+            </w:sdt>
+          </w:p>
+        </w:tc>
+        <w:tc>
+          <w:tcPr>
+            <w:tcW w:w="1011" w:type="dxa"/>
+            <w:shd w:val="clear" w:color="auto" w:fill="FFF2CC"/>
+          </w:tcPr>
+          <w:p>
+            <w:pPr>
+              <w:jc w:val="center"/>
+            </w:pPr>
+            <w:sdt>
+              <w:sdtPr>
+                <w:id w:val="100015"/>
+                <w14:checkbox>
+                  <w14:checked w14:val="0"/>
+                  <w14:checkedState w14:val="2612" w14:font="MS Gothic"/>
+                  <w14:uncheckedState w14:val="2610" w14:font="MS Gothic"/>
+                </w14:checkbox>
+              </w:sdtPr>
+              <w:sdtEndPr/>
               <w:sdtContent>
                 <w:r>
                   <w:rPr>
@@ -5092,6 +5527,30 @@
             </w:sdt>
           </w:p>
         </w:tc>
+      </w:tr>
+      <w:tr>
+        <w:trPr>
+          <w:jc w:val="center"/>
+        </w:trPr>
+        <w:tc>
+          <w:tcPr>
+            <w:tcW w:w="4136" w:type="dxa"/>
+          </w:tcPr>
+          <w:p>
+            <w:pPr>
+              <w:rPr>
+                <w:szCs w:val="22"/>
+              </w:rPr>
+            </w:pPr>
+            <w:r>
+              <w:rPr>
+                <w:rFonts w:ascii="Browallia New" w:eastAsia="Browallia New" w:hAnsi="Browallia New" w:cs="Browallia New"/>
+                <w:szCs w:val="22"/>
+              </w:rPr>
+              <w:t>คิดวิเคราะห์และการแก้ไขปัญหาอย่างเป็นระบบ Analytical &amp; Problem-Solving Thinking</w:t>
+            </w:r>
+          </w:p>
+        </w:tc>
         <w:tc>
           <w:tcPr>
             <w:tcW w:w="1011" w:type="dxa"/>
@@ -5103,13 +5562,14 @@
             </w:pPr>
             <w:sdt>
               <w:sdtPr>
-                <w:id w:val="100010"/>
+                <w:id w:val="100016"/>
                 <w14:checkbox>
                   <w14:checked w14:val="0"/>
                   <w14:checkedState w14:val="2612" w14:font="MS Gothic"/>
                   <w14:uncheckedState w14:val="2610" w14:font="MS Gothic"/>
                 </w14:checkbox>
               </w:sdtPr>
+              <w:sdtEndPr/>
               <w:sdtContent>
                 <w:r>
                   <w:rPr>
@@ -5122,48 +5582,6 @@
             </w:sdt>
           </w:p>
         </w:tc>
-      </w:tr>
-      <w:tr>
-        <w:trPr>
-          <w:jc w:val="center"/>
-        </w:trPr>
-        <w:tc>
-          <w:tcPr>
-            <w:tcW w:w="4136" w:type="dxa"/>
-          </w:tcPr>
-          <w:p>
-            <w:pPr>
-              <w:rPr>
-                <w:rFonts w:ascii="Browallia New" w:eastAsia="Browallia New" w:hAnsi="Browallia New" w:cs="Browallia New"/>
-                <w:szCs w:val="22"/>
-                <w:lang w:bidi="th-TH"/>
-              </w:rPr>
-            </w:pPr>
-            <w:r>
-              <w:rPr>
-                <w:rFonts w:ascii="Browallia New" w:eastAsia="Browallia New" w:hAnsi="Browallia New" w:cs="Browallia New"/>
-                <w:szCs w:val="22"/>
-              </w:rPr>
-              <w:t xml:space="preserve">มุ่งเน้นลูกค้า </w:t>
-            </w:r>
-          </w:p>
-          <w:p>
-            <w:pPr>
-              <w:rPr>
-                <w:rFonts w:ascii="Browallia New" w:eastAsia="Browallia New" w:hAnsi="Browallia New" w:cs="Browallia New"/>
-                <w:szCs w:val="22"/>
-                <w:lang w:bidi="th-TH"/>
-              </w:rPr>
-            </w:pPr>
-            <w:r>
-              <w:rPr>
-                <w:rFonts w:ascii="Browallia New" w:eastAsia="Browallia New" w:hAnsi="Browallia New" w:cs="Browallia New"/>
-                <w:szCs w:val="22"/>
-              </w:rPr>
-              <w:t>Customer Focus</w:t>
-            </w:r>
-          </w:p>
-        </w:tc>
         <w:tc>
           <w:tcPr>
             <w:tcW w:w="1011" w:type="dxa"/>
@@ -5175,13 +5593,14 @@
             </w:pPr>
             <w:sdt>
               <w:sdtPr>
-                <w:id w:val="100011"/>
+                <w:id w:val="100017"/>
                 <w14:checkbox>
                   <w14:checked w14:val="0"/>
                   <w14:checkedState w14:val="2612" w14:font="MS Gothic"/>
                   <w14:uncheckedState w14:val="2610" w14:font="MS Gothic"/>
                 </w14:checkbox>
               </w:sdtPr>
+              <w:sdtEndPr/>
               <w:sdtContent>
                 <w:r>
                   <w:rPr>
@@ -5205,13 +5624,74 @@
             </w:pPr>
             <w:sdt>
               <w:sdtPr>
-                <w:id w:val="100012"/>
+                <w:id w:val="100018"/>
                 <w14:checkbox>
                   <w14:checked w14:val="0"/>
                   <w14:checkedState w14:val="2612" w14:font="MS Gothic"/>
                   <w14:uncheckedState w14:val="2610" w14:font="MS Gothic"/>
                 </w14:checkbox>
               </w:sdtPr>
+              <w:sdtEndPr/>
+              <w:sdtContent>
+                <w:r>
+                  <w:rPr>
+                    <w:rFonts w:ascii="MS Gothic" w:eastAsia="MS Gothic" w:hAnsi="MS Gothic" w:hint="eastAsia"/>
+                  </w:rPr>
+                  <w:t>☐</w:t>
+                </w:r>
+              </w:sdtContent>
+            </w:sdt>
+          </w:p>
+        </w:tc>
+        <w:tc>
+          <w:tcPr>
+            <w:tcW w:w="1011" w:type="dxa"/>
+            <w:shd w:val="clear" w:color="auto" w:fill="FFF2CC"/>
+          </w:tcPr>
+          <w:p>
+            <w:pPr>
+              <w:jc w:val="center"/>
+            </w:pPr>
+            <w:sdt>
+              <w:sdtPr>
+                <w:id w:val="100019"/>
+                <w14:checkbox>
+                  <w14:checked w14:val="1"/>
+                  <w14:checkedState w14:val="2612" w14:font="MS Gothic"/>
+                  <w14:uncheckedState w14:val="2610" w14:font="MS Gothic"/>
+                </w14:checkbox>
+              </w:sdtPr>
+              <w:sdtEndPr/>
+              <w:sdtContent>
+                <w:r>
+                  <w:rPr>
+                    <w:rFonts w:ascii="MS Gothic" w:eastAsia="MS Gothic" w:hAnsi="MS Gothic" w:hint="eastAsia"/>
+                  </w:rPr>
+                  <w:t>☒</w:t>
+                </w:r>
+              </w:sdtContent>
+            </w:sdt>
+          </w:p>
+        </w:tc>
+        <w:tc>
+          <w:tcPr>
+            <w:tcW w:w="1011" w:type="dxa"/>
+            <w:shd w:val="clear" w:color="auto" w:fill="FFF2CC"/>
+          </w:tcPr>
+          <w:p>
+            <w:pPr>
+              <w:jc w:val="center"/>
+            </w:pPr>
+            <w:sdt>
+              <w:sdtPr>
+                <w:id w:val="100020"/>
+                <w14:checkbox>
+                  <w14:checked w14:val="0"/>
+                  <w14:checkedState w14:val="2612" w14:font="MS Gothic"/>
+                  <w14:uncheckedState w14:val="2610" w14:font="MS Gothic"/>
+                </w14:checkbox>
+              </w:sdtPr>
+              <w:sdtEndPr/>
               <w:sdtContent>
                 <w:r>
                   <w:rPr>
@@ -5224,6 +5704,46 @@
             </w:sdt>
           </w:p>
         </w:tc>
+      </w:tr>
+      <w:tr>
+        <w:trPr>
+          <w:jc w:val="center"/>
+        </w:trPr>
+        <w:tc>
+          <w:tcPr>
+            <w:tcW w:w="4136" w:type="dxa"/>
+          </w:tcPr>
+          <w:p>
+            <w:pPr>
+              <w:rPr>
+                <w:rFonts w:ascii="Browallia New" w:eastAsia="Browallia New" w:hAnsi="Browallia New" w:cs="Browallia New"/>
+                <w:szCs w:val="22"/>
+                <w:lang w:bidi="th-TH"/>
+              </w:rPr>
+            </w:pPr>
+            <w:r>
+              <w:rPr>
+                <w:rFonts w:ascii="Browallia New" w:eastAsia="Browallia New" w:hAnsi="Browallia New" w:cs="Browallia New"/>
+                <w:szCs w:val="22"/>
+              </w:rPr>
+              <w:t xml:space="preserve">ความฉลาดทางดิจิทัล </w:t>
+            </w:r>
+          </w:p>
+          <w:p>
+            <w:pPr>
+              <w:rPr>
+                <w:szCs w:val="22"/>
+              </w:rPr>
+            </w:pPr>
+            <w:r>
+              <w:rPr>
+                <w:rFonts w:ascii="Browallia New" w:eastAsia="Browallia New" w:hAnsi="Browallia New" w:cs="Browallia New"/>
+                <w:szCs w:val="22"/>
+              </w:rPr>
+              <w:t>Digital Intelligence Quotient (DQ)</w:t>
+            </w:r>
+          </w:p>
+        </w:tc>
         <w:tc>
           <w:tcPr>
             <w:tcW w:w="1011" w:type="dxa"/>
@@ -5235,13 +5755,14 @@
             </w:pPr>
             <w:sdt>
               <w:sdtPr>
-                <w:id w:val="100013"/>
+                <w:id w:val="100021"/>
                 <w14:checkbox>
                   <w14:checked w14:val="0"/>
                   <w14:checkedState w14:val="2612" w14:font="MS Gothic"/>
                   <w14:uncheckedState w14:val="2610" w14:font="MS Gothic"/>
                 </w14:checkbox>
               </w:sdtPr>
+              <w:sdtEndPr/>
               <w:sdtContent>
                 <w:r>
                   <w:rPr>
@@ -5265,13 +5786,14 @@
             </w:pPr>
             <w:sdt>
               <w:sdtPr>
-                <w:id w:val="100014"/>
+                <w:id w:val="100022"/>
                 <w14:checkbox>
                   <w14:checked w14:val="0"/>
                   <w14:checkedState w14:val="2612" w14:font="MS Gothic"/>
                   <w14:uncheckedState w14:val="2610" w14:font="MS Gothic"/>
                 </w14:checkbox>
               </w:sdtPr>
+              <w:sdtEndPr/>
               <w:sdtContent>
                 <w:r>
                   <w:rPr>
@@ -5295,13 +5817,74 @@
             </w:pPr>
             <w:sdt>
               <w:sdtPr>
-                <w:id w:val="100015"/>
+                <w:id w:val="100023"/>
                 <w14:checkbox>
                   <w14:checked w14:val="0"/>
                   <w14:checkedState w14:val="2612" w14:font="MS Gothic"/>
                   <w14:uncheckedState w14:val="2610" w14:font="MS Gothic"/>
                 </w14:checkbox>
               </w:sdtPr>
+              <w:sdtEndPr/>
+              <w:sdtContent>
+                <w:r>
+                  <w:rPr>
+                    <w:rFonts w:ascii="MS Gothic" w:eastAsia="MS Gothic" w:hAnsi="MS Gothic" w:hint="eastAsia"/>
+                  </w:rPr>
+                  <w:t>☐</w:t>
+                </w:r>
+              </w:sdtContent>
+            </w:sdt>
+          </w:p>
+        </w:tc>
+        <w:tc>
+          <w:tcPr>
+            <w:tcW w:w="1011" w:type="dxa"/>
+            <w:shd w:val="clear" w:color="auto" w:fill="FFF2CC"/>
+          </w:tcPr>
+          <w:p>
+            <w:pPr>
+              <w:jc w:val="center"/>
+            </w:pPr>
+            <w:sdt>
+              <w:sdtPr>
+                <w:id w:val="100024"/>
+                <w14:checkbox>
+                  <w14:checked w14:val="1"/>
+                  <w14:checkedState w14:val="2612" w14:font="MS Gothic"/>
+                  <w14:uncheckedState w14:val="2610" w14:font="MS Gothic"/>
+                </w14:checkbox>
+              </w:sdtPr>
+              <w:sdtEndPr/>
+              <w:sdtContent>
+                <w:r>
+                  <w:rPr>
+                    <w:rFonts w:ascii="MS Gothic" w:eastAsia="MS Gothic" w:hAnsi="MS Gothic" w:hint="eastAsia"/>
+                  </w:rPr>
+                  <w:t>☒</w:t>
+                </w:r>
+              </w:sdtContent>
+            </w:sdt>
+          </w:p>
+        </w:tc>
+        <w:tc>
+          <w:tcPr>
+            <w:tcW w:w="1011" w:type="dxa"/>
+            <w:shd w:val="clear" w:color="auto" w:fill="FFF2CC"/>
+          </w:tcPr>
+          <w:p>
+            <w:pPr>
+              <w:jc w:val="center"/>
+            </w:pPr>
+            <w:sdt>
+              <w:sdtPr>
+                <w:id w:val="100025"/>
+                <w14:checkbox>
+                  <w14:checked w14:val="0"/>
+                  <w14:checkedState w14:val="2612" w14:font="MS Gothic"/>
+                  <w14:uncheckedState w14:val="2610" w14:font="MS Gothic"/>
+                </w14:checkbox>
+              </w:sdtPr>
+              <w:sdtEndPr/>
               <w:sdtContent>
                 <w:r>
                   <w:rPr>
@@ -5326,7 +5909,9 @@
           <w:p>
             <w:pPr>
               <w:rPr>
+                <w:rFonts w:ascii="Browallia New" w:eastAsia="Browallia New" w:hAnsi="Browallia New" w:cs="Browallia New"/>
                 <w:szCs w:val="22"/>
+                <w:lang w:bidi="th-TH"/>
               </w:rPr>
             </w:pPr>
             <w:r>
@@ -5334,8 +5919,23 @@
                 <w:rFonts w:ascii="Browallia New" w:eastAsia="Browallia New" w:hAnsi="Browallia New" w:cs="Browallia New"/>
                 <w:szCs w:val="22"/>
               </w:rPr>
-              <w:lastRenderedPageBreak/>
-              <w:t>คิดวิเคราะห์และการแก้ไขปัญหาอย่างเป็นระบบ Analytical &amp; Problem-Solving Thinking</w:t>
+              <w:t xml:space="preserve">การปรับตัว </w:t>
+            </w:r>
+          </w:p>
+          <w:p>
+            <w:pPr>
+              <w:rPr>
+                <w:rFonts w:ascii="Browallia New" w:eastAsia="Browallia New" w:hAnsi="Browallia New" w:cs="Browallia New"/>
+                <w:szCs w:val="22"/>
+                <w:lang w:bidi="th-TH"/>
+              </w:rPr>
+            </w:pPr>
+            <w:r>
+              <w:rPr>
+                <w:rFonts w:ascii="Browallia New" w:eastAsia="Browallia New" w:hAnsi="Browallia New" w:cs="Browallia New"/>
+                <w:szCs w:val="22"/>
+              </w:rPr>
+              <w:t>Adaptability</w:t>
             </w:r>
           </w:p>
         </w:tc>
@@ -5350,13 +5950,14 @@
             </w:pPr>
             <w:sdt>
               <w:sdtPr>
-                <w:id w:val="100016"/>
+                <w:id w:val="100026"/>
                 <w14:checkbox>
                   <w14:checked w14:val="0"/>
                   <w14:checkedState w14:val="2612" w14:font="MS Gothic"/>
                   <w14:uncheckedState w14:val="2610" w14:font="MS Gothic"/>
                 </w14:checkbox>
               </w:sdtPr>
+              <w:sdtEndPr/>
               <w:sdtContent>
                 <w:r>
                   <w:rPr>
@@ -5380,13 +5981,14 @@
             </w:pPr>
             <w:sdt>
               <w:sdtPr>
-                <w:id w:val="100017"/>
+                <w:id w:val="100027"/>
                 <w14:checkbox>
                   <w14:checked w14:val="0"/>
                   <w14:checkedState w14:val="2612" w14:font="MS Gothic"/>
                   <w14:uncheckedState w14:val="2610" w14:font="MS Gothic"/>
                 </w14:checkbox>
               </w:sdtPr>
+              <w:sdtEndPr/>
               <w:sdtContent>
                 <w:r>
                   <w:rPr>
@@ -5410,13 +6012,144 @@
             </w:pPr>
             <w:sdt>
               <w:sdtPr>
-                <w:id w:val="100018"/>
+                <w:id w:val="100028"/>
                 <w14:checkbox>
                   <w14:checked w14:val="0"/>
                   <w14:checkedState w14:val="2612" w14:font="MS Gothic"/>
                   <w14:uncheckedState w14:val="2610" w14:font="MS Gothic"/>
                 </w14:checkbox>
               </w:sdtPr>
+              <w:sdtEndPr/>
+              <w:sdtContent>
+                <w:r>
+                  <w:rPr>
+                    <w:rFonts w:ascii="MS Gothic" w:eastAsia="MS Gothic" w:hAnsi="MS Gothic" w:hint="eastAsia"/>
+                  </w:rPr>
+                  <w:t>☐</w:t>
+                </w:r>
+              </w:sdtContent>
+            </w:sdt>
+          </w:p>
+        </w:tc>
+        <w:tc>
+          <w:tcPr>
+            <w:tcW w:w="1011" w:type="dxa"/>
+            <w:shd w:val="clear" w:color="auto" w:fill="FFF2CC"/>
+          </w:tcPr>
+          <w:p>
+            <w:pPr>
+              <w:jc w:val="center"/>
+            </w:pPr>
+            <w:sdt>
+              <w:sdtPr>
+                <w:id w:val="100029"/>
+                <w14:checkbox>
+                  <w14:checked w14:val="1"/>
+                  <w14:checkedState w14:val="2612" w14:font="MS Gothic"/>
+                  <w14:uncheckedState w14:val="2610" w14:font="MS Gothic"/>
+                </w14:checkbox>
+              </w:sdtPr>
+              <w:sdtEndPr/>
+              <w:sdtContent>
+                <w:r>
+                  <w:rPr>
+                    <w:rFonts w:ascii="MS Gothic" w:eastAsia="MS Gothic" w:hAnsi="MS Gothic" w:hint="eastAsia"/>
+                  </w:rPr>
+                  <w:t>☒</w:t>
+                </w:r>
+              </w:sdtContent>
+            </w:sdt>
+          </w:p>
+        </w:tc>
+        <w:tc>
+          <w:tcPr>
+            <w:tcW w:w="1011" w:type="dxa"/>
+            <w:shd w:val="clear" w:color="auto" w:fill="FFF2CC"/>
+          </w:tcPr>
+          <w:p>
+            <w:pPr>
+              <w:jc w:val="center"/>
+            </w:pPr>
+            <w:sdt>
+              <w:sdtPr>
+                <w:id w:val="100030"/>
+                <w14:checkbox>
+                  <w14:checked w14:val="0"/>
+                  <w14:checkedState w14:val="2612" w14:font="MS Gothic"/>
+                  <w14:uncheckedState w14:val="2610" w14:font="MS Gothic"/>
+                </w14:checkbox>
+              </w:sdtPr>
+              <w:sdtEndPr/>
+              <w:sdtContent>
+                <w:r>
+                  <w:rPr>
+                    <w:rFonts w:ascii="MS Gothic" w:eastAsia="MS Gothic" w:hAnsi="MS Gothic" w:hint="eastAsia"/>
+                  </w:rPr>
+                  <w:t>☐</w:t>
+                </w:r>
+              </w:sdtContent>
+            </w:sdt>
+          </w:p>
+        </w:tc>
+      </w:tr>
+      <w:tr>
+        <w:trPr>
+          <w:jc w:val="center"/>
+        </w:trPr>
+        <w:tc>
+          <w:tcPr>
+            <w:tcW w:w="4136" w:type="dxa"/>
+          </w:tcPr>
+          <w:p>
+            <w:pPr>
+              <w:rPr>
+                <w:rFonts w:ascii="Browallia New" w:eastAsia="Browallia New" w:hAnsi="Browallia New" w:cs="Browallia New"/>
+                <w:szCs w:val="22"/>
+                <w:lang w:bidi="th-TH"/>
+              </w:rPr>
+            </w:pPr>
+            <w:r>
+              <w:rPr>
+                <w:rFonts w:ascii="Browallia New" w:eastAsia="Browallia New" w:hAnsi="Browallia New" w:cs="Browallia New"/>
+                <w:szCs w:val="22"/>
+              </w:rPr>
+              <w:t xml:space="preserve">ความริเริ่มสร้างสรรค์ </w:t>
+            </w:r>
+          </w:p>
+          <w:p>
+            <w:pPr>
+              <w:rPr>
+                <w:szCs w:val="22"/>
+              </w:rPr>
+            </w:pPr>
+            <w:r>
+              <w:rPr>
+                <w:rFonts w:ascii="Browallia New" w:eastAsia="Browallia New" w:hAnsi="Browallia New" w:cs="Browallia New"/>
+                <w:szCs w:val="22"/>
+              </w:rPr>
+              <w:t>Initiative</w:t>
+            </w:r>
+          </w:p>
+        </w:tc>
+        <w:tc>
+          <w:tcPr>
+            <w:tcW w:w="1011" w:type="dxa"/>
+            <w:shd w:val="clear" w:color="auto" w:fill="FFF2CC"/>
+          </w:tcPr>
+          <w:p>
+            <w:pPr>
+              <w:jc w:val="center"/>
+            </w:pPr>
+            <w:sdt>
+              <w:sdtPr>
+                <w:id w:val="100031"/>
+                <w14:checkbox>
+                  <w14:checked w14:val="0"/>
+                  <w14:checkedState w14:val="2612" w14:font="MS Gothic"/>
+                  <w14:uncheckedState w14:val="2610" w14:font="MS Gothic"/>
+                </w14:checkbox>
+              </w:sdtPr>
+              <w:sdtEndPr/>
               <w:sdtContent>
                 <w:r>
                   <w:rPr>
@@ -5440,13 +6173,14 @@
             </w:pPr>
             <w:sdt>
               <w:sdtPr>
-                <w:id w:val="100019"/>
+                <w:id w:val="100032"/>
                 <w14:checkbox>
                   <w14:checked w14:val="0"/>
                   <w14:checkedState w14:val="2612" w14:font="MS Gothic"/>
                   <w14:uncheckedState w14:val="2610" w14:font="MS Gothic"/>
                 </w14:checkbox>
               </w:sdtPr>
+              <w:sdtEndPr/>
               <w:sdtContent>
                 <w:r>
                   <w:rPr>
@@ -5470,395 +6204,14 @@
             </w:pPr>
             <w:sdt>
               <w:sdtPr>
-                <w:id w:val="100020"/>
+                <w:id w:val="100033"/>
                 <w14:checkbox>
                   <w14:checked w14:val="0"/>
                   <w14:checkedState w14:val="2612" w14:font="MS Gothic"/>
                   <w14:uncheckedState w14:val="2610" w14:font="MS Gothic"/>
                 </w14:checkbox>
               </w:sdtPr>
-              <w:sdtContent>
-                <w:r>
-                  <w:rPr>
-                    <w:rFonts w:ascii="MS Gothic" w:eastAsia="MS Gothic" w:hAnsi="MS Gothic" w:hint="eastAsia"/>
-                    <w:sz w:val="28"/>
-                  </w:rPr>
-                  <w:t>☐</w:t>
-                </w:r>
-              </w:sdtContent>
-            </w:sdt>
-          </w:p>
-        </w:tc>
-      </w:tr>
-      <w:tr>
-        <w:trPr>
-          <w:jc w:val="center"/>
-        </w:trPr>
-        <w:tc>
-          <w:tcPr>
-            <w:tcW w:w="4136" w:type="dxa"/>
-          </w:tcPr>
-          <w:p>
-            <w:pPr>
-              <w:rPr>
-                <w:rFonts w:ascii="Browallia New" w:eastAsia="Browallia New" w:hAnsi="Browallia New" w:cs="Browallia New"/>
-                <w:szCs w:val="22"/>
-                <w:lang w:bidi="th-TH"/>
-              </w:rPr>
-            </w:pPr>
-            <w:r>
-              <w:rPr>
-                <w:rFonts w:ascii="Browallia New" w:eastAsia="Browallia New" w:hAnsi="Browallia New" w:cs="Browallia New"/>
-                <w:szCs w:val="22"/>
-              </w:rPr>
-              <w:t xml:space="preserve">ความฉลาดทางดิจิทัล </w:t>
-            </w:r>
-          </w:p>
-          <w:p>
-            <w:pPr>
-              <w:rPr>
-                <w:szCs w:val="22"/>
-              </w:rPr>
-            </w:pPr>
-            <w:r>
-              <w:rPr>
-                <w:rFonts w:ascii="Browallia New" w:eastAsia="Browallia New" w:hAnsi="Browallia New" w:cs="Browallia New"/>
-                <w:szCs w:val="22"/>
-              </w:rPr>
-              <w:t>Digital Intelligence Quotient (DQ)</w:t>
-            </w:r>
-          </w:p>
-        </w:tc>
-        <w:tc>
-          <w:tcPr>
-            <w:tcW w:w="1011" w:type="dxa"/>
-            <w:shd w:val="clear" w:color="auto" w:fill="FFF2CC"/>
-          </w:tcPr>
-          <w:p>
-            <w:pPr>
-              <w:jc w:val="center"/>
-            </w:pPr>
-            <w:sdt>
-              <w:sdtPr>
-                <w:id w:val="100021"/>
-                <w14:checkbox>
-                  <w14:checked w14:val="0"/>
-                  <w14:checkedState w14:val="2612" w14:font="MS Gothic"/>
-                  <w14:uncheckedState w14:val="2610" w14:font="MS Gothic"/>
-                </w14:checkbox>
-              </w:sdtPr>
-              <w:sdtContent>
-                <w:r>
-                  <w:rPr>
-                    <w:rFonts w:ascii="MS Gothic" w:eastAsia="MS Gothic" w:hAnsi="MS Gothic" w:hint="eastAsia"/>
-                    <w:sz w:val="28"/>
-                  </w:rPr>
-                  <w:t>☐</w:t>
-                </w:r>
-              </w:sdtContent>
-            </w:sdt>
-          </w:p>
-        </w:tc>
-        <w:tc>
-          <w:tcPr>
-            <w:tcW w:w="1011" w:type="dxa"/>
-            <w:shd w:val="clear" w:color="auto" w:fill="FFF2CC"/>
-          </w:tcPr>
-          <w:p>
-            <w:pPr>
-              <w:jc w:val="center"/>
-            </w:pPr>
-            <w:sdt>
-              <w:sdtPr>
-                <w:id w:val="100022"/>
-                <w14:checkbox>
-                  <w14:checked w14:val="0"/>
-                  <w14:checkedState w14:val="2612" w14:font="MS Gothic"/>
-                  <w14:uncheckedState w14:val="2610" w14:font="MS Gothic"/>
-                </w14:checkbox>
-              </w:sdtPr>
-              <w:sdtContent>
-                <w:r>
-                  <w:rPr>
-                    <w:rFonts w:ascii="MS Gothic" w:eastAsia="MS Gothic" w:hAnsi="MS Gothic" w:hint="eastAsia"/>
-                    <w:sz w:val="28"/>
-                  </w:rPr>
-                  <w:t>☐</w:t>
-                </w:r>
-              </w:sdtContent>
-            </w:sdt>
-          </w:p>
-        </w:tc>
-        <w:tc>
-          <w:tcPr>
-            <w:tcW w:w="1011" w:type="dxa"/>
-            <w:shd w:val="clear" w:color="auto" w:fill="FFF2CC"/>
-          </w:tcPr>
-          <w:p>
-            <w:pPr>
-              <w:jc w:val="center"/>
-            </w:pPr>
-            <w:sdt>
-              <w:sdtPr>
-                <w:id w:val="100023"/>
-                <w14:checkbox>
-                  <w14:checked w14:val="0"/>
-                  <w14:checkedState w14:val="2612" w14:font="MS Gothic"/>
-                  <w14:uncheckedState w14:val="2610" w14:font="MS Gothic"/>
-                </w14:checkbox>
-              </w:sdtPr>
-              <w:sdtContent>
-                <w:r>
-                  <w:rPr>
-                    <w:rFonts w:ascii="MS Gothic" w:eastAsia="MS Gothic" w:hAnsi="MS Gothic" w:hint="eastAsia"/>
-                    <w:sz w:val="28"/>
-                  </w:rPr>
-                  <w:t>☐</w:t>
-                </w:r>
-              </w:sdtContent>
-            </w:sdt>
-          </w:p>
-        </w:tc>
-        <w:tc>
-          <w:tcPr>
-            <w:tcW w:w="1011" w:type="dxa"/>
-            <w:shd w:val="clear" w:color="auto" w:fill="FFF2CC"/>
-          </w:tcPr>
-          <w:p>
-            <w:pPr>
-              <w:jc w:val="center"/>
-            </w:pPr>
-            <w:sdt>
-              <w:sdtPr>
-                <w:id w:val="100024"/>
-                <w14:checkbox>
-                  <w14:checked w14:val="0"/>
-                  <w14:checkedState w14:val="2612" w14:font="MS Gothic"/>
-                  <w14:uncheckedState w14:val="2610" w14:font="MS Gothic"/>
-                </w14:checkbox>
-              </w:sdtPr>
-              <w:sdtContent>
-                <w:r>
-                  <w:rPr>
-                    <w:rFonts w:ascii="MS Gothic" w:eastAsia="MS Gothic" w:hAnsi="MS Gothic" w:hint="eastAsia"/>
-                    <w:sz w:val="28"/>
-                  </w:rPr>
-                  <w:t>☐</w:t>
-                </w:r>
-              </w:sdtContent>
-            </w:sdt>
-          </w:p>
-        </w:tc>
-        <w:tc>
-          <w:tcPr>
-            <w:tcW w:w="1011" w:type="dxa"/>
-            <w:shd w:val="clear" w:color="auto" w:fill="FFF2CC"/>
-          </w:tcPr>
-          <w:p>
-            <w:pPr>
-              <w:jc w:val="center"/>
-            </w:pPr>
-            <w:sdt>
-              <w:sdtPr>
-                <w:id w:val="100025"/>
-                <w14:checkbox>
-                  <w14:checked w14:val="0"/>
-                  <w14:checkedState w14:val="2612" w14:font="MS Gothic"/>
-                  <w14:uncheckedState w14:val="2610" w14:font="MS Gothic"/>
-                </w14:checkbox>
-              </w:sdtPr>
-              <w:sdtContent>
-                <w:r>
-                  <w:rPr>
-                    <w:rFonts w:ascii="MS Gothic" w:eastAsia="MS Gothic" w:hAnsi="MS Gothic" w:hint="eastAsia"/>
-                    <w:sz w:val="28"/>
-                  </w:rPr>
-                  <w:t>☐</w:t>
-                </w:r>
-              </w:sdtContent>
-            </w:sdt>
-          </w:p>
-        </w:tc>
-      </w:tr>
-      <w:tr>
-        <w:trPr>
-          <w:jc w:val="center"/>
-        </w:trPr>
-        <w:tc>
-          <w:tcPr>
-            <w:tcW w:w="4136" w:type="dxa"/>
-          </w:tcPr>
-          <w:p>
-            <w:pPr>
-              <w:rPr>
-                <w:rFonts w:ascii="Browallia New" w:eastAsia="Browallia New" w:hAnsi="Browallia New" w:cs="Browallia New"/>
-                <w:szCs w:val="22"/>
-                <w:lang w:bidi="th-TH"/>
-              </w:rPr>
-            </w:pPr>
-            <w:r>
-              <w:rPr>
-                <w:rFonts w:ascii="Browallia New" w:eastAsia="Browallia New" w:hAnsi="Browallia New" w:cs="Browallia New"/>
-                <w:szCs w:val="22"/>
-              </w:rPr>
-              <w:t xml:space="preserve">การปรับตัว </w:t>
-            </w:r>
-          </w:p>
-          <w:p>
-            <w:pPr>
-              <w:rPr>
-                <w:rFonts w:ascii="Browallia New" w:eastAsia="Browallia New" w:hAnsi="Browallia New" w:cs="Browallia New"/>
-                <w:szCs w:val="22"/>
-                <w:lang w:bidi="th-TH"/>
-              </w:rPr>
-            </w:pPr>
-            <w:r>
-              <w:rPr>
-                <w:rFonts w:ascii="Browallia New" w:eastAsia="Browallia New" w:hAnsi="Browallia New" w:cs="Browallia New"/>
-                <w:szCs w:val="22"/>
-              </w:rPr>
-              <w:t>Adaptability</w:t>
-            </w:r>
-          </w:p>
-        </w:tc>
-        <w:tc>
-          <w:tcPr>
-            <w:tcW w:w="1011" w:type="dxa"/>
-            <w:shd w:val="clear" w:color="auto" w:fill="FFF2CC"/>
-          </w:tcPr>
-          <w:p>
-            <w:pPr>
-              <w:jc w:val="center"/>
-            </w:pPr>
-            <w:sdt>
-              <w:sdtPr>
-                <w:id w:val="100026"/>
-                <w14:checkbox>
-                  <w14:checked w14:val="0"/>
-                  <w14:checkedState w14:val="2612" w14:font="MS Gothic"/>
-                  <w14:uncheckedState w14:val="2610" w14:font="MS Gothic"/>
-                </w14:checkbox>
-              </w:sdtPr>
-              <w:sdtContent>
-                <w:r>
-                  <w:rPr>
-                    <w:rFonts w:ascii="MS Gothic" w:eastAsia="MS Gothic" w:hAnsi="MS Gothic" w:hint="eastAsia"/>
-                    <w:sz w:val="28"/>
-                  </w:rPr>
-                  <w:t>☐</w:t>
-                </w:r>
-              </w:sdtContent>
-            </w:sdt>
-          </w:p>
-        </w:tc>
-        <w:tc>
-          <w:tcPr>
-            <w:tcW w:w="1011" w:type="dxa"/>
-            <w:shd w:val="clear" w:color="auto" w:fill="FFF2CC"/>
-          </w:tcPr>
-          <w:p>
-            <w:pPr>
-              <w:jc w:val="center"/>
-            </w:pPr>
-            <w:sdt>
-              <w:sdtPr>
-                <w:id w:val="100027"/>
-                <w14:checkbox>
-                  <w14:checked w14:val="0"/>
-                  <w14:checkedState w14:val="2612" w14:font="MS Gothic"/>
-                  <w14:uncheckedState w14:val="2610" w14:font="MS Gothic"/>
-                </w14:checkbox>
-              </w:sdtPr>
-              <w:sdtContent>
-                <w:r>
-                  <w:rPr>
-                    <w:rFonts w:ascii="MS Gothic" w:eastAsia="MS Gothic" w:hAnsi="MS Gothic" w:hint="eastAsia"/>
-                    <w:sz w:val="28"/>
-                  </w:rPr>
-                  <w:t>☐</w:t>
-                </w:r>
-              </w:sdtContent>
-            </w:sdt>
-          </w:p>
-        </w:tc>
-        <w:tc>
-          <w:tcPr>
-            <w:tcW w:w="1011" w:type="dxa"/>
-            <w:shd w:val="clear" w:color="auto" w:fill="FFF2CC"/>
-          </w:tcPr>
-          <w:p>
-            <w:pPr>
-              <w:jc w:val="center"/>
-            </w:pPr>
-            <w:sdt>
-              <w:sdtPr>
-                <w:id w:val="100028"/>
-                <w14:checkbox>
-                  <w14:checked w14:val="0"/>
-                  <w14:checkedState w14:val="2612" w14:font="MS Gothic"/>
-                  <w14:uncheckedState w14:val="2610" w14:font="MS Gothic"/>
-                </w14:checkbox>
-              </w:sdtPr>
-              <w:sdtContent>
-                <w:r>
-                  <w:rPr>
-                    <w:rFonts w:ascii="MS Gothic" w:eastAsia="MS Gothic" w:hAnsi="MS Gothic" w:hint="eastAsia"/>
-                    <w:sz w:val="28"/>
-                  </w:rPr>
-                  <w:t>☐</w:t>
-                </w:r>
-              </w:sdtContent>
-            </w:sdt>
-          </w:p>
-        </w:tc>
-        <w:tc>
-          <w:tcPr>
-            <w:tcW w:w="1011" w:type="dxa"/>
-            <w:shd w:val="clear" w:color="auto" w:fill="FFF2CC"/>
-          </w:tcPr>
-          <w:p>
-            <w:pPr>
-              <w:jc w:val="center"/>
-            </w:pPr>
-            <w:sdt>
-              <w:sdtPr>
-                <w:id w:val="100029"/>
-                <w14:checkbox>
-                  <w14:checked w14:val="0"/>
-                  <w14:checkedState w14:val="2612" w14:font="MS Gothic"/>
-                  <w14:uncheckedState w14:val="2610" w14:font="MS Gothic"/>
-                </w14:checkbox>
-              </w:sdtPr>
-              <w:sdtContent>
-                <w:r>
-                  <w:rPr>
-                    <w:rFonts w:ascii="MS Gothic" w:eastAsia="MS Gothic" w:hAnsi="MS Gothic" w:hint="eastAsia"/>
-                    <w:sz w:val="28"/>
-                  </w:rPr>
-                  <w:t>☐</w:t>
-                </w:r>
-              </w:sdtContent>
-            </w:sdt>
-          </w:p>
-        </w:tc>
-        <w:tc>
-          <w:tcPr>
-            <w:tcW w:w="1011" w:type="dxa"/>
-            <w:shd w:val="clear" w:color="auto" w:fill="FFF2CC"/>
-          </w:tcPr>
-          <w:p>
-            <w:pPr>
-              <w:jc w:val="center"/>
-            </w:pPr>
-            <w:sdt>
-              <w:sdtPr>
-                <w:id w:val="100030"/>
-                <w14:checkbox>
-                  <w14:checked w14:val="0"/>
-                  <w14:checkedState w14:val="2612" w14:font="MS Gothic"/>
-                  <w14:uncheckedState w14:val="2610" w14:font="MS Gothic"/>
-                </w14:checkbox>
-              </w:sdtPr>
+              <w:sdtEndPr/>
               <w:sdtContent>
                 <w:r>
                   <w:rPr>
@@ -5870,46 +6223,6 @@
             </w:sdt>
           </w:p>
         </w:tc>
-      </w:tr>
-      <w:tr>
-        <w:trPr>
-          <w:jc w:val="center"/>
-        </w:trPr>
-        <w:tc>
-          <w:tcPr>
-            <w:tcW w:w="4136" w:type="dxa"/>
-          </w:tcPr>
-          <w:p>
-            <w:pPr>
-              <w:rPr>
-                <w:rFonts w:ascii="Browallia New" w:eastAsia="Browallia New" w:hAnsi="Browallia New" w:cs="Browallia New"/>
-                <w:szCs w:val="22"/>
-                <w:lang w:bidi="th-TH"/>
-              </w:rPr>
-            </w:pPr>
-            <w:r>
-              <w:rPr>
-                <w:rFonts w:ascii="Browallia New" w:eastAsia="Browallia New" w:hAnsi="Browallia New" w:cs="Browallia New"/>
-                <w:szCs w:val="22"/>
-              </w:rPr>
-              <w:t xml:space="preserve">ความริเริ่มสร้างสรรค์ </w:t>
-            </w:r>
-          </w:p>
-          <w:p>
-            <w:pPr>
-              <w:rPr>
-                <w:szCs w:val="22"/>
-              </w:rPr>
-            </w:pPr>
-            <w:r>
-              <w:rPr>
-                <w:rFonts w:ascii="Browallia New" w:eastAsia="Browallia New" w:hAnsi="Browallia New" w:cs="Browallia New"/>
-                <w:szCs w:val="22"/>
-              </w:rPr>
-              <w:t>Initiative</w:t>
-            </w:r>
-          </w:p>
-        </w:tc>
         <w:tc>
           <w:tcPr>
             <w:tcW w:w="1011" w:type="dxa"/>
@@ -5921,110 +6234,20 @@
             </w:pPr>
             <w:sdt>
               <w:sdtPr>
-                <w:id w:val="100031"/>
+                <w:id w:val="100034"/>
                 <w14:checkbox>
-                  <w14:checked w14:val="0"/>
+                  <w14:checked w14:val="1"/>
                   <w14:checkedState w14:val="2612" w14:font="MS Gothic"/>
                   <w14:uncheckedState w14:val="2610" w14:font="MS Gothic"/>
                 </w14:checkbox>
               </w:sdtPr>
+              <w:sdtEndPr/>
               <w:sdtContent>
                 <w:r>
                   <w:rPr>
                     <w:rFonts w:ascii="MS Gothic" w:eastAsia="MS Gothic" w:hAnsi="MS Gothic" w:hint="eastAsia"/>
-                    <w:sz w:val="28"/>
                   </w:rPr>
-                  <w:t>☐</w:t>
-                </w:r>
-              </w:sdtContent>
-            </w:sdt>
-          </w:p>
-        </w:tc>
-        <w:tc>
-          <w:tcPr>
-            <w:tcW w:w="1011" w:type="dxa"/>
-            <w:shd w:val="clear" w:color="auto" w:fill="FFF2CC"/>
-          </w:tcPr>
-          <w:p>
-            <w:pPr>
-              <w:jc w:val="center"/>
-            </w:pPr>
-            <w:sdt>
-              <w:sdtPr>
-                <w:id w:val="100032"/>
-                <w14:checkbox>
-                  <w14:checked w14:val="0"/>
-                  <w14:checkedState w14:val="2612" w14:font="MS Gothic"/>
-                  <w14:uncheckedState w14:val="2610" w14:font="MS Gothic"/>
-                </w14:checkbox>
-              </w:sdtPr>
-              <w:sdtContent>
-                <w:r>
-                  <w:rPr>
-                    <w:rFonts w:ascii="MS Gothic" w:eastAsia="MS Gothic" w:hAnsi="MS Gothic" w:hint="eastAsia"/>
-                    <w:sz w:val="28"/>
-                  </w:rPr>
-                  <w:t>☐</w:t>
-                </w:r>
-              </w:sdtContent>
-            </w:sdt>
-          </w:p>
-        </w:tc>
-        <w:tc>
-          <w:tcPr>
-            <w:tcW w:w="1011" w:type="dxa"/>
-            <w:shd w:val="clear" w:color="auto" w:fill="FFF2CC"/>
-          </w:tcPr>
-          <w:p>
-            <w:pPr>
-              <w:jc w:val="center"/>
-            </w:pPr>
-            <w:sdt>
-              <w:sdtPr>
-                <w:id w:val="100033"/>
-                <w14:checkbox>
-                  <w14:checked w14:val="0"/>
-                  <w14:checkedState w14:val="2612" w14:font="MS Gothic"/>
-                  <w14:uncheckedState w14:val="2610" w14:font="MS Gothic"/>
-                </w14:checkbox>
-              </w:sdtPr>
-              <w:sdtContent>
-                <w:r>
-                  <w:rPr>
-                    <w:rFonts w:ascii="MS Gothic" w:eastAsia="MS Gothic" w:hAnsi="MS Gothic" w:hint="eastAsia"/>
-                    <w:sz w:val="28"/>
-                  </w:rPr>
-                  <w:t>☐</w:t>
-                </w:r>
-              </w:sdtContent>
-            </w:sdt>
-          </w:p>
-        </w:tc>
-        <w:tc>
-          <w:tcPr>
-            <w:tcW w:w="1011" w:type="dxa"/>
-            <w:shd w:val="clear" w:color="auto" w:fill="FFF2CC"/>
-          </w:tcPr>
-          <w:p>
-            <w:pPr>
-              <w:jc w:val="center"/>
-            </w:pPr>
-            <w:sdt>
-              <w:sdtPr>
-                <w:id w:val="100034"/>
-                <w14:checkbox>
-                  <w14:checked w14:val="0"/>
-                  <w14:checkedState w14:val="2612" w14:font="MS Gothic"/>
-                  <w14:uncheckedState w14:val="2610" w14:font="MS Gothic"/>
-                </w14:checkbox>
-              </w:sdtPr>
-              <w:sdtContent>
-                <w:r>
-                  <w:rPr>
-                    <w:rFonts w:ascii="MS Gothic" w:eastAsia="MS Gothic" w:hAnsi="MS Gothic" w:hint="eastAsia"/>
-                    <w:sz w:val="28"/>
-                  </w:rPr>
-                  <w:t>☐</w:t>
+                  <w:t>☒</w:t>
                 </w:r>
               </w:sdtContent>
             </w:sdt>
@@ -6048,6 +6271,7 @@
                   <w14:uncheckedState w14:val="2610" w14:font="MS Gothic"/>
                 </w14:checkbox>
               </w:sdtPr>
+              <w:sdtEndPr/>
               <w:sdtContent>
                 <w:r>
                   <w:rPr>
@@ -6073,7 +6297,15 @@
           <w:b/>
           <w:sz w:val="26"/>
         </w:rPr>
-        <w:t>4ค</w:t>
+        <w:t>4</w:t>
+      </w:r>
+      <w:r>
+        <w:rPr>
+          <w:rFonts w:ascii="Browallia New" w:eastAsia="Browallia New" w:hAnsi="Browallia New" w:cs="Browallia New"/>
+          <w:b/>
+          <w:sz w:val="26"/>
+        </w:rPr>
+        <w:t>ค</w:t>
       </w:r>
       <w:r>
         <w:rPr>
@@ -6091,7 +6323,15 @@
           <w:b/>
           <w:sz w:val="26"/>
         </w:rPr>
-        <w:t>(ii) ความรู้และทักษะเฉพาะสายงาน (Functional Knowledge &amp; Skills)</w:t>
+        <w:t xml:space="preserve">(ii) </w:t>
+      </w:r>
+      <w:r>
+        <w:rPr>
+          <w:rFonts w:ascii="Browallia New" w:eastAsia="Browallia New" w:hAnsi="Browallia New" w:cs="Browallia New"/>
+          <w:b/>
+          <w:sz w:val="26"/>
+        </w:rPr>
+        <w:t>ความรู้และทักษะเฉพาะสายงาน (Functional Knowledge &amp; Skills)</w:t>
       </w:r>
     </w:p>
     <w:tbl>
@@ -6318,6 +6558,7 @@
                   <w14:uncheckedState w14:val="2610" w14:font="MS Gothic"/>
                 </w14:checkbox>
               </w:sdtPr>
+              <w:sdtEndPr/>
               <w:sdtContent>
                 <w:r>
                   <w:rPr>
@@ -6348,6 +6589,7 @@
                   <w14:uncheckedState w14:val="2610" w14:font="MS Gothic"/>
                 </w14:checkbox>
               </w:sdtPr>
+              <w:sdtEndPr/>
               <w:sdtContent>
                 <w:r>
                   <w:rPr>
@@ -6378,6 +6620,7 @@
                   <w14:uncheckedState w14:val="2610" w14:font="MS Gothic"/>
                 </w14:checkbox>
               </w:sdtPr>
+              <w:sdtEndPr/>
               <w:sdtContent>
                 <w:r>
                   <w:rPr>
@@ -6408,6 +6651,7 @@
                   <w14:uncheckedState w14:val="2610" w14:font="MS Gothic"/>
                 </w14:checkbox>
               </w:sdtPr>
+              <w:sdtEndPr/>
               <w:sdtContent>
                 <w:r>
                   <w:rPr>
@@ -6438,6 +6682,7 @@
                   <w14:uncheckedState w14:val="2610" w14:font="MS Gothic"/>
                 </w14:checkbox>
               </w:sdtPr>
+              <w:sdtEndPr/>
               <w:sdtContent>
                 <w:r>
                   <w:rPr>
@@ -6480,6 +6725,7 @@
                   <w14:uncheckedState w14:val="2610" w14:font="MS Gothic"/>
                 </w14:checkbox>
               </w:sdtPr>
+              <w:sdtEndPr/>
               <w:sdtContent>
                 <w:r>
                   <w:rPr>
@@ -6510,6 +6756,7 @@
                   <w14:uncheckedState w14:val="2610" w14:font="MS Gothic"/>
                 </w14:checkbox>
               </w:sdtPr>
+              <w:sdtEndPr/>
               <w:sdtContent>
                 <w:r>
                   <w:rPr>
@@ -6540,6 +6787,7 @@
                   <w14:uncheckedState w14:val="2610" w14:font="MS Gothic"/>
                 </w14:checkbox>
               </w:sdtPr>
+              <w:sdtEndPr/>
               <w:sdtContent>
                 <w:r>
                   <w:rPr>
@@ -6570,6 +6818,7 @@
                   <w14:uncheckedState w14:val="2610" w14:font="MS Gothic"/>
                 </w14:checkbox>
               </w:sdtPr>
+              <w:sdtEndPr/>
               <w:sdtContent>
                 <w:r>
                   <w:rPr>
@@ -6600,6 +6849,7 @@
                   <w14:uncheckedState w14:val="2610" w14:font="MS Gothic"/>
                 </w14:checkbox>
               </w:sdtPr>
+              <w:sdtEndPr/>
               <w:sdtContent>
                 <w:r>
                   <w:rPr>
@@ -6642,6 +6892,7 @@
                   <w14:uncheckedState w14:val="2610" w14:font="MS Gothic"/>
                 </w14:checkbox>
               </w:sdtPr>
+              <w:sdtEndPr/>
               <w:sdtContent>
                 <w:r>
                   <w:rPr>
@@ -6672,6 +6923,7 @@
                   <w14:uncheckedState w14:val="2610" w14:font="MS Gothic"/>
                 </w14:checkbox>
               </w:sdtPr>
+              <w:sdtEndPr/>
               <w:sdtContent>
                 <w:r>
                   <w:rPr>
@@ -6702,6 +6954,7 @@
                   <w14:uncheckedState w14:val="2610" w14:font="MS Gothic"/>
                 </w14:checkbox>
               </w:sdtPr>
+              <w:sdtEndPr/>
               <w:sdtContent>
                 <w:r>
                   <w:rPr>
@@ -6732,6 +6985,7 @@
                   <w14:uncheckedState w14:val="2610" w14:font="MS Gothic"/>
                 </w14:checkbox>
               </w:sdtPr>
+              <w:sdtEndPr/>
               <w:sdtContent>
                 <w:r>
                   <w:rPr>
@@ -6762,6 +7016,7 @@
                   <w14:uncheckedState w14:val="2610" w14:font="MS Gothic"/>
                 </w14:checkbox>
               </w:sdtPr>
+              <w:sdtEndPr/>
               <w:sdtContent>
                 <w:r>
                   <w:rPr>
@@ -6804,6 +7059,7 @@
                   <w14:uncheckedState w14:val="2610" w14:font="MS Gothic"/>
                 </w14:checkbox>
               </w:sdtPr>
+              <w:sdtEndPr/>
               <w:sdtContent>
                 <w:r>
                   <w:rPr>
@@ -6834,6 +7090,7 @@
                   <w14:uncheckedState w14:val="2610" w14:font="MS Gothic"/>
                 </w14:checkbox>
               </w:sdtPr>
+              <w:sdtEndPr/>
               <w:sdtContent>
                 <w:r>
                   <w:rPr>
@@ -6864,6 +7121,7 @@
                   <w14:uncheckedState w14:val="2610" w14:font="MS Gothic"/>
                 </w14:checkbox>
               </w:sdtPr>
+              <w:sdtEndPr/>
               <w:sdtContent>
                 <w:r>
                   <w:rPr>
@@ -6894,6 +7152,7 @@
                   <w14:uncheckedState w14:val="2610" w14:font="MS Gothic"/>
                 </w14:checkbox>
               </w:sdtPr>
+              <w:sdtEndPr/>
               <w:sdtContent>
                 <w:r>
                   <w:rPr>
@@ -6924,6 +7183,7 @@
                   <w14:uncheckedState w14:val="2610" w14:font="MS Gothic"/>
                 </w14:checkbox>
               </w:sdtPr>
+              <w:sdtEndPr/>
               <w:sdtContent>
                 <w:r>
                   <w:rPr>
@@ -6991,7 +7251,15 @@
                 <w:b/>
                 <w:sz w:val="28"/>
               </w:rPr>
-              <w:t>5. แนวทางการโยกย้าย/เปลี่ยนตำแหน่งที่เป็นไปได้ (Career Mobility Map)</w:t>
+              <w:t xml:space="preserve">5. </w:t>
+            </w:r>
+            <w:r>
+              <w:rPr>
+                <w:rFonts w:ascii="Browallia New" w:eastAsia="Browallia New" w:hAnsi="Browallia New" w:cs="Browallia New"/>
+                <w:b/>
+                <w:sz w:val="28"/>
+              </w:rPr>
+              <w:t>แนวทางการโยกย้าย/เปลี่ยนตำแหน่งที่เป็นไปได้ (Career Mobility Map)</w:t>
             </w:r>
           </w:p>
           <w:p>
@@ -7062,7 +7330,15 @@
                 <w:sz w:val="28"/>
               </w:rPr>
               <w:br/>
-              <w:t>(Lateral / ระดับเดียวกัน)</w:t>
+              <w:t xml:space="preserve">(Lateral / </w:t>
+            </w:r>
+            <w:r>
+              <w:rPr>
+                <w:rFonts w:ascii="Browallia New" w:eastAsia="Browallia New" w:hAnsi="Browallia New" w:cs="Browallia New"/>
+                <w:b/>
+                <w:sz w:val="28"/>
+              </w:rPr>
+              <w:t>ระดับเดียวกัน)</w:t>
             </w:r>
           </w:p>
         </w:tc>
@@ -7667,6 +7943,7 @@
                 <w:cs/>
                 <w:lang w:val="en-US"/>
               </w:rPr>
+              <w:lastRenderedPageBreak/>
               <w:t>ตำแหน่งที่ตำแหน่งนี้นำไปสู่ (</w:t>
             </w:r>
             <w:r>
@@ -7891,6 +8168,7 @@
                   <w14:uncheckedState w14:val="2610" w14:font="MS Gothic"/>
                 </w14:checkbox>
               </w:sdtPr>
+              <w:sdtEndPr/>
               <w:sdtContent>
                 <w:r>
                   <w:rPr>
@@ -7928,6 +8206,7 @@
                   <w14:uncheckedState w14:val="2610" w14:font="MS Gothic"/>
                 </w14:checkbox>
               </w:sdtPr>
+              <w:sdtEndPr/>
               <w:sdtContent>
                 <w:r>
                   <w:rPr>
@@ -8124,6 +8403,7 @@
                   <w14:uncheckedState w14:val="2610" w14:font="MS Gothic"/>
                 </w14:checkbox>
               </w:sdtPr>
+              <w:sdtEndPr/>
               <w:sdtContent>
                 <w:r>
                   <w:rPr>
@@ -8155,6 +8435,7 @@
                   <w14:uncheckedState w14:val="2610" w14:font="MS Gothic"/>
                 </w14:checkbox>
               </w:sdtPr>
+              <w:sdtEndPr/>
               <w:sdtContent>
                 <w:r>
                   <w:rPr>
@@ -8209,6 +8490,7 @@
                   <w14:uncheckedState w14:val="2610" w14:font="MS Gothic"/>
                 </w14:checkbox>
               </w:sdtPr>
+              <w:sdtEndPr/>
               <w:sdtContent>
                 <w:r>
                   <w:rPr>
@@ -8280,6 +8562,7 @@
                   <w14:uncheckedState w14:val="2610" w14:font="MS Gothic"/>
                 </w14:checkbox>
               </w:sdtPr>
+              <w:sdtEndPr/>
               <w:sdtContent>
                 <w:r>
                   <w:rPr>
@@ -8311,6 +8594,7 @@
                   <w14:uncheckedState w14:val="2610" w14:font="MS Gothic"/>
                 </w14:checkbox>
               </w:sdtPr>
+              <w:sdtEndPr/>
               <w:sdtContent>
                 <w:r>
                   <w:rPr>
@@ -8372,6 +8656,7 @@
                   <w14:uncheckedState w14:val="2610" w14:font="MS Gothic"/>
                 </w14:checkbox>
               </w:sdtPr>
+              <w:sdtEndPr/>
               <w:sdtContent>
                 <w:r>
                   <w:rPr>
@@ -16325,7 +16610,6 @@
   <w:style w:type="character" w:default="1" w:styleId="DefaultParagraphFont">
     <w:name w:val="Default Paragraph Font"/>
     <w:uiPriority w:val="1"/>
-    <w:semiHidden/>
     <w:unhideWhenUsed/>
   </w:style>
   <w:style w:type="table" w:default="1" w:styleId="TableNormal">
